--- a/IRUM BATOOL_timetable.docx
+++ b/IRUM BATOOL_timetable.docx
@@ -7,7 +7,12 @@
         <w:pStyle w:val="Title"/>
       </w:pPr>
       <w:r>
-        <w:t>Teacher Timetable - IRUM BATOOL</w:t>
+        <w:t>Teacher Timetable — IRUM BATOOL</w:t>
+      </w:r>
+    </w:p>
+    <w:p>
+      <w:r>
+        <w:t>Total Weekly Periods: 24</w:t>
       </w:r>
     </w:p>
     <w:tbl>
@@ -17,17 +22,19 @@
         <w:tblLook w:firstColumn="1" w:firstRow="1" w:lastColumn="0" w:lastRow="0" w:noHBand="0" w:noVBand="1" w:val="04A0"/>
       </w:tblPr>
       <w:tblGrid>
-        <w:gridCol w:w="1440"/>
-        <w:gridCol w:w="1440"/>
-        <w:gridCol w:w="1440"/>
-        <w:gridCol w:w="1440"/>
-        <w:gridCol w:w="1440"/>
-        <w:gridCol w:w="1440"/>
+        <w:gridCol w:w="1080"/>
+        <w:gridCol w:w="1080"/>
+        <w:gridCol w:w="1080"/>
+        <w:gridCol w:w="1080"/>
+        <w:gridCol w:w="1080"/>
+        <w:gridCol w:w="1080"/>
+        <w:gridCol w:w="1080"/>
+        <w:gridCol w:w="1080"/>
       </w:tblGrid>
       <w:tr>
         <w:tc>
           <w:tcPr>
-            <w:tcW w:type="dxa" w:w="1440"/>
+            <w:tcW w:type="dxa" w:w="1080"/>
           </w:tcPr>
           <w:p>
             <w:r>
@@ -37,51 +44,71 @@
         </w:tc>
         <w:tc>
           <w:tcPr>
-            <w:tcW w:type="dxa" w:w="1440"/>
+            <w:tcW w:type="dxa" w:w="1080"/>
           </w:tcPr>
           <w:p>
             <w:r>
-              <w:t>Monday</w:t>
+              <w:t>Mon-Thu Time</w:t>
             </w:r>
           </w:p>
         </w:tc>
         <w:tc>
           <w:tcPr>
-            <w:tcW w:type="dxa" w:w="1440"/>
+            <w:tcW w:type="dxa" w:w="1080"/>
           </w:tcPr>
           <w:p>
             <w:r>
-              <w:t>Tuesday</w:t>
+              <w:t>Mon</w:t>
             </w:r>
           </w:p>
         </w:tc>
         <w:tc>
           <w:tcPr>
-            <w:tcW w:type="dxa" w:w="1440"/>
+            <w:tcW w:type="dxa" w:w="1080"/>
           </w:tcPr>
           <w:p>
             <w:r>
-              <w:t>Wednesday</w:t>
+              <w:t>Tue</w:t>
             </w:r>
           </w:p>
         </w:tc>
         <w:tc>
           <w:tcPr>
-            <w:tcW w:type="dxa" w:w="1440"/>
+            <w:tcW w:type="dxa" w:w="1080"/>
           </w:tcPr>
           <w:p>
             <w:r>
-              <w:t>Thursday</w:t>
+              <w:t>Wed</w:t>
             </w:r>
           </w:p>
         </w:tc>
         <w:tc>
           <w:tcPr>
-            <w:tcW w:type="dxa" w:w="1440"/>
+            <w:tcW w:type="dxa" w:w="1080"/>
           </w:tcPr>
           <w:p>
             <w:r>
-              <w:t>Friday</w:t>
+              <w:t>Thu</w:t>
+            </w:r>
+          </w:p>
+        </w:tc>
+        <w:tc>
+          <w:tcPr>
+            <w:tcW w:type="dxa" w:w="1080"/>
+          </w:tcPr>
+          <w:p>
+            <w:r>
+              <w:t>Fri</w:t>
+            </w:r>
+          </w:p>
+        </w:tc>
+        <w:tc>
+          <w:tcPr>
+            <w:tcW w:type="dxa" w:w="1080"/>
+          </w:tcPr>
+          <w:p>
+            <w:r>
+              <w:t>Fri Time</w:t>
             </w:r>
           </w:p>
         </w:tc>
@@ -89,7 +116,7 @@
       <w:tr>
         <w:tc>
           <w:tcPr>
-            <w:tcW w:type="dxa" w:w="1440"/>
+            <w:tcW w:type="dxa" w:w="1080"/>
           </w:tcPr>
           <w:p>
             <w:r>
@@ -99,7 +126,17 @@
         </w:tc>
         <w:tc>
           <w:tcPr>
-            <w:tcW w:type="dxa" w:w="1440"/>
+            <w:tcW w:type="dxa" w:w="1080"/>
+          </w:tcPr>
+          <w:p>
+            <w:r>
+              <w:t>8:00-8:50</w:t>
+            </w:r>
+          </w:p>
+        </w:tc>
+        <w:tc>
+          <w:tcPr>
+            <w:tcW w:type="dxa" w:w="1080"/>
           </w:tcPr>
           <w:p>
             <w:r>
@@ -111,7 +148,7 @@
         </w:tc>
         <w:tc>
           <w:tcPr>
-            <w:tcW w:type="dxa" w:w="1440"/>
+            <w:tcW w:type="dxa" w:w="1080"/>
           </w:tcPr>
           <w:p>
             <w:r/>
@@ -119,7 +156,7 @@
         </w:tc>
         <w:tc>
           <w:tcPr>
-            <w:tcW w:type="dxa" w:w="1440"/>
+            <w:tcW w:type="dxa" w:w="1080"/>
           </w:tcPr>
           <w:p>
             <w:r/>
@@ -127,7 +164,7 @@
         </w:tc>
         <w:tc>
           <w:tcPr>
-            <w:tcW w:type="dxa" w:w="1440"/>
+            <w:tcW w:type="dxa" w:w="1080"/>
           </w:tcPr>
           <w:p>
             <w:r/>
@@ -135,17 +172,27 @@
         </w:tc>
         <w:tc>
           <w:tcPr>
-            <w:tcW w:type="dxa" w:w="1440"/>
+            <w:tcW w:type="dxa" w:w="1080"/>
           </w:tcPr>
           <w:p>
             <w:r/>
+          </w:p>
+        </w:tc>
+        <w:tc>
+          <w:tcPr>
+            <w:tcW w:type="dxa" w:w="1080"/>
+          </w:tcPr>
+          <w:p>
+            <w:r>
+              <w:t>8:00-8:40</w:t>
+            </w:r>
           </w:p>
         </w:tc>
       </w:tr>
       <w:tr>
         <w:tc>
           <w:tcPr>
-            <w:tcW w:type="dxa" w:w="1440"/>
+            <w:tcW w:type="dxa" w:w="1080"/>
           </w:tcPr>
           <w:p>
             <w:r>
@@ -155,7 +202,17 @@
         </w:tc>
         <w:tc>
           <w:tcPr>
-            <w:tcW w:type="dxa" w:w="1440"/>
+            <w:tcW w:type="dxa" w:w="1080"/>
+          </w:tcPr>
+          <w:p>
+            <w:r>
+              <w:t>8:50-9:30</w:t>
+            </w:r>
+          </w:p>
+        </w:tc>
+        <w:tc>
+          <w:tcPr>
+            <w:tcW w:type="dxa" w:w="1080"/>
           </w:tcPr>
           <w:p>
             <w:r/>
@@ -163,7 +220,7 @@
         </w:tc>
         <w:tc>
           <w:tcPr>
-            <w:tcW w:type="dxa" w:w="1440"/>
+            <w:tcW w:type="dxa" w:w="1080"/>
           </w:tcPr>
           <w:p>
             <w:r>
@@ -175,7 +232,7 @@
         </w:tc>
         <w:tc>
           <w:tcPr>
-            <w:tcW w:type="dxa" w:w="1440"/>
+            <w:tcW w:type="dxa" w:w="1080"/>
           </w:tcPr>
           <w:p>
             <w:r>
@@ -187,7 +244,7 @@
         </w:tc>
         <w:tc>
           <w:tcPr>
-            <w:tcW w:type="dxa" w:w="1440"/>
+            <w:tcW w:type="dxa" w:w="1080"/>
           </w:tcPr>
           <w:p>
             <w:r/>
@@ -195,7 +252,7 @@
         </w:tc>
         <w:tc>
           <w:tcPr>
-            <w:tcW w:type="dxa" w:w="1440"/>
+            <w:tcW w:type="dxa" w:w="1080"/>
           </w:tcPr>
           <w:p>
             <w:r>
@@ -205,11 +262,21 @@
             </w:r>
           </w:p>
         </w:tc>
+        <w:tc>
+          <w:tcPr>
+            <w:tcW w:type="dxa" w:w="1080"/>
+          </w:tcPr>
+          <w:p>
+            <w:r>
+              <w:t>8:40-9:15</w:t>
+            </w:r>
+          </w:p>
+        </w:tc>
       </w:tr>
       <w:tr>
         <w:tc>
           <w:tcPr>
-            <w:tcW w:type="dxa" w:w="1440"/>
+            <w:tcW w:type="dxa" w:w="1080"/>
           </w:tcPr>
           <w:p>
             <w:r>
@@ -219,7 +286,17 @@
         </w:tc>
         <w:tc>
           <w:tcPr>
-            <w:tcW w:type="dxa" w:w="1440"/>
+            <w:tcW w:type="dxa" w:w="1080"/>
+          </w:tcPr>
+          <w:p>
+            <w:r>
+              <w:t>9:30-10:10</w:t>
+            </w:r>
+          </w:p>
+        </w:tc>
+        <w:tc>
+          <w:tcPr>
+            <w:tcW w:type="dxa" w:w="1080"/>
           </w:tcPr>
           <w:p>
             <w:r>
@@ -231,7 +308,7 @@
         </w:tc>
         <w:tc>
           <w:tcPr>
-            <w:tcW w:type="dxa" w:w="1440"/>
+            <w:tcW w:type="dxa" w:w="1080"/>
           </w:tcPr>
           <w:p>
             <w:r>
@@ -243,7 +320,7 @@
         </w:tc>
         <w:tc>
           <w:tcPr>
-            <w:tcW w:type="dxa" w:w="1440"/>
+            <w:tcW w:type="dxa" w:w="1080"/>
           </w:tcPr>
           <w:p>
             <w:r>
@@ -255,7 +332,7 @@
         </w:tc>
         <w:tc>
           <w:tcPr>
-            <w:tcW w:type="dxa" w:w="1440"/>
+            <w:tcW w:type="dxa" w:w="1080"/>
           </w:tcPr>
           <w:p>
             <w:r>
@@ -267,39 +344,7 @@
         </w:tc>
         <w:tc>
           <w:tcPr>
-            <w:tcW w:type="dxa" w:w="1440"/>
-          </w:tcPr>
-          <w:p>
-            <w:r>
-              <w:t>9A</w:t>
-              <w:br/>
-              <w:t>ENGLISH</w:t>
-            </w:r>
-          </w:p>
-        </w:tc>
-      </w:tr>
-      <w:tr>
-        <w:tc>
-          <w:tcPr>
-            <w:tcW w:type="dxa" w:w="1440"/>
-          </w:tcPr>
-          <w:p>
-            <w:r>
-              <w:t>P4</w:t>
-            </w:r>
-          </w:p>
-        </w:tc>
-        <w:tc>
-          <w:tcPr>
-            <w:tcW w:type="dxa" w:w="1440"/>
-          </w:tcPr>
-          <w:p>
-            <w:r/>
-          </w:p>
-        </w:tc>
-        <w:tc>
-          <w:tcPr>
-            <w:tcW w:type="dxa" w:w="1440"/>
+            <w:tcW w:type="dxa" w:w="1080"/>
           </w:tcPr>
           <w:p>
             <w:r>
@@ -311,7 +356,59 @@
         </w:tc>
         <w:tc>
           <w:tcPr>
-            <w:tcW w:type="dxa" w:w="1440"/>
+            <w:tcW w:type="dxa" w:w="1080"/>
+          </w:tcPr>
+          <w:p>
+            <w:r>
+              <w:t>9:15-9:50</w:t>
+            </w:r>
+          </w:p>
+        </w:tc>
+      </w:tr>
+      <w:tr>
+        <w:tc>
+          <w:tcPr>
+            <w:tcW w:type="dxa" w:w="1080"/>
+          </w:tcPr>
+          <w:p>
+            <w:r>
+              <w:t>P4</w:t>
+            </w:r>
+          </w:p>
+        </w:tc>
+        <w:tc>
+          <w:tcPr>
+            <w:tcW w:type="dxa" w:w="1080"/>
+          </w:tcPr>
+          <w:p>
+            <w:r>
+              <w:t>10:10-10:50</w:t>
+            </w:r>
+          </w:p>
+        </w:tc>
+        <w:tc>
+          <w:tcPr>
+            <w:tcW w:type="dxa" w:w="1080"/>
+          </w:tcPr>
+          <w:p>
+            <w:r/>
+          </w:p>
+        </w:tc>
+        <w:tc>
+          <w:tcPr>
+            <w:tcW w:type="dxa" w:w="1080"/>
+          </w:tcPr>
+          <w:p>
+            <w:r>
+              <w:t>9A</w:t>
+              <w:br/>
+              <w:t>ENGLISH</w:t>
+            </w:r>
+          </w:p>
+        </w:tc>
+        <w:tc>
+          <w:tcPr>
+            <w:tcW w:type="dxa" w:w="1080"/>
           </w:tcPr>
           <w:p>
             <w:r>
@@ -323,7 +420,7 @@
         </w:tc>
         <w:tc>
           <w:tcPr>
-            <w:tcW w:type="dxa" w:w="1440"/>
+            <w:tcW w:type="dxa" w:w="1080"/>
           </w:tcPr>
           <w:p>
             <w:r>
@@ -335,17 +432,27 @@
         </w:tc>
         <w:tc>
           <w:tcPr>
-            <w:tcW w:type="dxa" w:w="1440"/>
+            <w:tcW w:type="dxa" w:w="1080"/>
           </w:tcPr>
           <w:p>
             <w:r/>
+          </w:p>
+        </w:tc>
+        <w:tc>
+          <w:tcPr>
+            <w:tcW w:type="dxa" w:w="1080"/>
+          </w:tcPr>
+          <w:p>
+            <w:r>
+              <w:t>9:50-10:25</w:t>
+            </w:r>
           </w:p>
         </w:tc>
       </w:tr>
       <w:tr>
         <w:tc>
           <w:tcPr>
-            <w:tcW w:type="dxa" w:w="1440"/>
+            <w:tcW w:type="dxa" w:w="1080"/>
           </w:tcPr>
           <w:p>
             <w:r>
@@ -355,7 +462,17 @@
         </w:tc>
         <w:tc>
           <w:tcPr>
-            <w:tcW w:type="dxa" w:w="1440"/>
+            <w:tcW w:type="dxa" w:w="1080"/>
+          </w:tcPr>
+          <w:p>
+            <w:r>
+              <w:t>10:50-11:30</w:t>
+            </w:r>
+          </w:p>
+        </w:tc>
+        <w:tc>
+          <w:tcPr>
+            <w:tcW w:type="dxa" w:w="1080"/>
           </w:tcPr>
           <w:p>
             <w:r>
@@ -367,7 +484,7 @@
         </w:tc>
         <w:tc>
           <w:tcPr>
-            <w:tcW w:type="dxa" w:w="1440"/>
+            <w:tcW w:type="dxa" w:w="1080"/>
           </w:tcPr>
           <w:p>
             <w:r/>
@@ -375,7 +492,7 @@
         </w:tc>
         <w:tc>
           <w:tcPr>
-            <w:tcW w:type="dxa" w:w="1440"/>
+            <w:tcW w:type="dxa" w:w="1080"/>
           </w:tcPr>
           <w:p>
             <w:r/>
@@ -383,7 +500,7 @@
         </w:tc>
         <w:tc>
           <w:tcPr>
-            <w:tcW w:type="dxa" w:w="1440"/>
+            <w:tcW w:type="dxa" w:w="1080"/>
           </w:tcPr>
           <w:p>
             <w:r>
@@ -395,7 +512,81 @@
         </w:tc>
         <w:tc>
           <w:tcPr>
-            <w:tcW w:type="dxa" w:w="1440"/>
+            <w:tcW w:type="dxa" w:w="1080"/>
+          </w:tcPr>
+          <w:p>
+            <w:r>
+              <w:t>Lunch</w:t>
+            </w:r>
+          </w:p>
+        </w:tc>
+        <w:tc>
+          <w:tcPr>
+            <w:tcW w:type="dxa" w:w="1080"/>
+          </w:tcPr>
+          <w:p>
+            <w:r>
+              <w:t>10:55-11:35</w:t>
+            </w:r>
+          </w:p>
+        </w:tc>
+      </w:tr>
+      <w:tr>
+        <w:tc>
+          <w:tcPr>
+            <w:tcW w:type="dxa" w:w="1080"/>
+          </w:tcPr>
+          <w:p>
+            <w:r>
+              <w:t>Lunch</w:t>
+            </w:r>
+          </w:p>
+        </w:tc>
+        <w:tc>
+          <w:tcPr>
+            <w:tcW w:type="dxa" w:w="1080"/>
+          </w:tcPr>
+          <w:p>
+            <w:r>
+              <w:t>11:30-12:00</w:t>
+            </w:r>
+          </w:p>
+        </w:tc>
+        <w:tc>
+          <w:tcPr>
+            <w:tcW w:type="dxa" w:w="1080"/>
+          </w:tcPr>
+          <w:p>
+            <w:r/>
+          </w:p>
+        </w:tc>
+        <w:tc>
+          <w:tcPr>
+            <w:tcW w:type="dxa" w:w="1080"/>
+          </w:tcPr>
+          <w:p>
+            <w:r/>
+          </w:p>
+        </w:tc>
+        <w:tc>
+          <w:tcPr>
+            <w:tcW w:type="dxa" w:w="1080"/>
+          </w:tcPr>
+          <w:p>
+            <w:r/>
+          </w:p>
+        </w:tc>
+        <w:tc>
+          <w:tcPr>
+            <w:tcW w:type="dxa" w:w="1080"/>
+          </w:tcPr>
+          <w:p>
+            <w:r/>
+          </w:p>
+        </w:tc>
+        <w:tc>
+          <w:tcPr>
+            <w:tcW w:type="dxa" w:w="1080"/>
           </w:tcPr>
           <w:p>
             <w:r>
@@ -405,63 +596,21 @@
             </w:r>
           </w:p>
         </w:tc>
-      </w:tr>
-      <w:tr>
         <w:tc>
           <w:tcPr>
-            <w:tcW w:type="dxa" w:w="1440"/>
+            <w:tcW w:type="dxa" w:w="1080"/>
           </w:tcPr>
           <w:p>
             <w:r>
-              <w:t>Lunch</w:t>
+              <w:t>10:25-10:55</w:t>
             </w:r>
-          </w:p>
-        </w:tc>
-        <w:tc>
-          <w:tcPr>
-            <w:tcW w:type="dxa" w:w="1440"/>
-          </w:tcPr>
-          <w:p>
-            <w:r/>
-          </w:p>
-        </w:tc>
-        <w:tc>
-          <w:tcPr>
-            <w:tcW w:type="dxa" w:w="1440"/>
-          </w:tcPr>
-          <w:p>
-            <w:r/>
-          </w:p>
-        </w:tc>
-        <w:tc>
-          <w:tcPr>
-            <w:tcW w:type="dxa" w:w="1440"/>
-          </w:tcPr>
-          <w:p>
-            <w:r/>
-          </w:p>
-        </w:tc>
-        <w:tc>
-          <w:tcPr>
-            <w:tcW w:type="dxa" w:w="1440"/>
-          </w:tcPr>
-          <w:p>
-            <w:r/>
-          </w:p>
-        </w:tc>
-        <w:tc>
-          <w:tcPr>
-            <w:tcW w:type="dxa" w:w="1440"/>
-          </w:tcPr>
-          <w:p>
-            <w:r/>
           </w:p>
         </w:tc>
       </w:tr>
       <w:tr>
         <w:tc>
           <w:tcPr>
-            <w:tcW w:type="dxa" w:w="1440"/>
+            <w:tcW w:type="dxa" w:w="1080"/>
           </w:tcPr>
           <w:p>
             <w:r>
@@ -471,7 +620,17 @@
         </w:tc>
         <w:tc>
           <w:tcPr>
-            <w:tcW w:type="dxa" w:w="1440"/>
+            <w:tcW w:type="dxa" w:w="1080"/>
+          </w:tcPr>
+          <w:p>
+            <w:r>
+              <w:t>12:00-12:40</w:t>
+            </w:r>
+          </w:p>
+        </w:tc>
+        <w:tc>
+          <w:tcPr>
+            <w:tcW w:type="dxa" w:w="1080"/>
           </w:tcPr>
           <w:p>
             <w:r>
@@ -483,7 +642,7 @@
         </w:tc>
         <w:tc>
           <w:tcPr>
-            <w:tcW w:type="dxa" w:w="1440"/>
+            <w:tcW w:type="dxa" w:w="1080"/>
           </w:tcPr>
           <w:p>
             <w:r>
@@ -495,7 +654,7 @@
         </w:tc>
         <w:tc>
           <w:tcPr>
-            <w:tcW w:type="dxa" w:w="1440"/>
+            <w:tcW w:type="dxa" w:w="1080"/>
           </w:tcPr>
           <w:p>
             <w:r>
@@ -507,7 +666,7 @@
         </w:tc>
         <w:tc>
           <w:tcPr>
-            <w:tcW w:type="dxa" w:w="1440"/>
+            <w:tcW w:type="dxa" w:w="1080"/>
           </w:tcPr>
           <w:p>
             <w:r>
@@ -519,7 +678,7 @@
         </w:tc>
         <w:tc>
           <w:tcPr>
-            <w:tcW w:type="dxa" w:w="1440"/>
+            <w:tcW w:type="dxa" w:w="1080"/>
           </w:tcPr>
           <w:p>
             <w:r>
@@ -529,11 +688,21 @@
             </w:r>
           </w:p>
         </w:tc>
+        <w:tc>
+          <w:tcPr>
+            <w:tcW w:type="dxa" w:w="1080"/>
+          </w:tcPr>
+          <w:p>
+            <w:r>
+              <w:t>11:35-12:15</w:t>
+            </w:r>
+          </w:p>
+        </w:tc>
       </w:tr>
       <w:tr>
         <w:tc>
           <w:tcPr>
-            <w:tcW w:type="dxa" w:w="1440"/>
+            <w:tcW w:type="dxa" w:w="1080"/>
           </w:tcPr>
           <w:p>
             <w:r>
@@ -543,7 +712,17 @@
         </w:tc>
         <w:tc>
           <w:tcPr>
-            <w:tcW w:type="dxa" w:w="1440"/>
+            <w:tcW w:type="dxa" w:w="1080"/>
+          </w:tcPr>
+          <w:p>
+            <w:r>
+              <w:t>12:40-1:20</w:t>
+            </w:r>
+          </w:p>
+        </w:tc>
+        <w:tc>
+          <w:tcPr>
+            <w:tcW w:type="dxa" w:w="1080"/>
           </w:tcPr>
           <w:p>
             <w:r/>
@@ -551,7 +730,7 @@
         </w:tc>
         <w:tc>
           <w:tcPr>
-            <w:tcW w:type="dxa" w:w="1440"/>
+            <w:tcW w:type="dxa" w:w="1080"/>
           </w:tcPr>
           <w:p>
             <w:r>
@@ -563,7 +742,7 @@
         </w:tc>
         <w:tc>
           <w:tcPr>
-            <w:tcW w:type="dxa" w:w="1440"/>
+            <w:tcW w:type="dxa" w:w="1080"/>
           </w:tcPr>
           <w:p>
             <w:r/>
@@ -571,7 +750,7 @@
         </w:tc>
         <w:tc>
           <w:tcPr>
-            <w:tcW w:type="dxa" w:w="1440"/>
+            <w:tcW w:type="dxa" w:w="1080"/>
           </w:tcPr>
           <w:p>
             <w:r>
@@ -583,7 +762,15 @@
         </w:tc>
         <w:tc>
           <w:tcPr>
-            <w:tcW w:type="dxa" w:w="1440"/>
+            <w:tcW w:type="dxa" w:w="1080"/>
+          </w:tcPr>
+          <w:p>
+            <w:r/>
+          </w:p>
+        </w:tc>
+        <w:tc>
+          <w:tcPr>
+            <w:tcW w:type="dxa" w:w="1080"/>
           </w:tcPr>
           <w:p>
             <w:r/>
@@ -593,7 +780,7 @@
       <w:tr>
         <w:tc>
           <w:tcPr>
-            <w:tcW w:type="dxa" w:w="1440"/>
+            <w:tcW w:type="dxa" w:w="1080"/>
           </w:tcPr>
           <w:p>
             <w:r>
@@ -603,7 +790,17 @@
         </w:tc>
         <w:tc>
           <w:tcPr>
-            <w:tcW w:type="dxa" w:w="1440"/>
+            <w:tcW w:type="dxa" w:w="1080"/>
+          </w:tcPr>
+          <w:p>
+            <w:r>
+              <w:t>1:20-2:00</w:t>
+            </w:r>
+          </w:p>
+        </w:tc>
+        <w:tc>
+          <w:tcPr>
+            <w:tcW w:type="dxa" w:w="1080"/>
           </w:tcPr>
           <w:p>
             <w:r>
@@ -615,7 +812,7 @@
         </w:tc>
         <w:tc>
           <w:tcPr>
-            <w:tcW w:type="dxa" w:w="1440"/>
+            <w:tcW w:type="dxa" w:w="1080"/>
           </w:tcPr>
           <w:p>
             <w:r/>
@@ -623,7 +820,7 @@
         </w:tc>
         <w:tc>
           <w:tcPr>
-            <w:tcW w:type="dxa" w:w="1440"/>
+            <w:tcW w:type="dxa" w:w="1080"/>
           </w:tcPr>
           <w:p>
             <w:r/>
@@ -631,7 +828,7 @@
         </w:tc>
         <w:tc>
           <w:tcPr>
-            <w:tcW w:type="dxa" w:w="1440"/>
+            <w:tcW w:type="dxa" w:w="1080"/>
           </w:tcPr>
           <w:p>
             <w:r>
@@ -643,7 +840,15 @@
         </w:tc>
         <w:tc>
           <w:tcPr>
-            <w:tcW w:type="dxa" w:w="1440"/>
+            <w:tcW w:type="dxa" w:w="1080"/>
+          </w:tcPr>
+          <w:p>
+            <w:r/>
+          </w:p>
+        </w:tc>
+        <w:tc>
+          <w:tcPr>
+            <w:tcW w:type="dxa" w:w="1080"/>
           </w:tcPr>
           <w:p>
             <w:r/>

--- a/IRUM BATOOL_timetable.docx
+++ b/IRUM BATOOL_timetable.docx
@@ -12,7 +12,7 @@
     </w:p>
     <w:p>
       <w:r>
-        <w:t>Total Weekly Periods: 24</w:t>
+        <w:t>Total Weekly Periods: 23</w:t>
       </w:r>
     </w:p>
     <w:tbl>
@@ -139,11 +139,7 @@
             <w:tcW w:type="dxa" w:w="1080"/>
           </w:tcPr>
           <w:p>
-            <w:r>
-              <w:t>10B</w:t>
-              <w:br/>
-              <w:t>ENGLISH</w:t>
-            </w:r>
+            <w:r/>
           </w:p>
         </w:tc>
         <w:tc>
@@ -215,7 +211,23 @@
             <w:tcW w:type="dxa" w:w="1080"/>
           </w:tcPr>
           <w:p>
-            <w:r/>
+            <w:r>
+              <w:t>10E</w:t>
+              <w:br/>
+              <w:t>ENGLISH</w:t>
+            </w:r>
+          </w:p>
+        </w:tc>
+        <w:tc>
+          <w:tcPr>
+            <w:tcW w:type="dxa" w:w="1080"/>
+          </w:tcPr>
+          <w:p>
+            <w:r>
+              <w:t>10B</w:t>
+              <w:br/>
+              <w:t>ENGLISH</w:t>
+            </w:r>
           </w:p>
         </w:tc>
         <w:tc>
@@ -236,7 +248,7 @@
           </w:tcPr>
           <w:p>
             <w:r>
-              <w:t>10E</w:t>
+              <w:t>9A</w:t>
               <w:br/>
               <w:t>ENGLISH</w:t>
             </w:r>
@@ -248,18 +260,6 @@
           </w:tcPr>
           <w:p>
             <w:r/>
-          </w:p>
-        </w:tc>
-        <w:tc>
-          <w:tcPr>
-            <w:tcW w:type="dxa" w:w="1080"/>
-          </w:tcPr>
-          <w:p>
-            <w:r>
-              <w:t>10F</w:t>
-              <w:br/>
-              <w:t>ENGLISH</w:t>
-            </w:r>
           </w:p>
         </w:tc>
         <w:tc>
@@ -299,11 +299,259 @@
             <w:tcW w:type="dxa" w:w="1080"/>
           </w:tcPr>
           <w:p>
+            <w:r/>
+          </w:p>
+        </w:tc>
+        <w:tc>
+          <w:tcPr>
+            <w:tcW w:type="dxa" w:w="1080"/>
+          </w:tcPr>
+          <w:p>
+            <w:r>
+              <w:t>8B</w:t>
+              <w:br/>
+              <w:t>S.ST</w:t>
+            </w:r>
+          </w:p>
+        </w:tc>
+        <w:tc>
+          <w:tcPr>
+            <w:tcW w:type="dxa" w:w="1080"/>
+          </w:tcPr>
+          <w:p>
+            <w:r>
+              <w:t>8B</w:t>
+              <w:br/>
+              <w:t>S.ST</w:t>
+            </w:r>
+          </w:p>
+        </w:tc>
+        <w:tc>
+          <w:tcPr>
+            <w:tcW w:type="dxa" w:w="1080"/>
+          </w:tcPr>
+          <w:p>
+            <w:r/>
+          </w:p>
+        </w:tc>
+        <w:tc>
+          <w:tcPr>
+            <w:tcW w:type="dxa" w:w="1080"/>
+          </w:tcPr>
+          <w:p>
+            <w:r>
+              <w:t>10B</w:t>
+              <w:br/>
+              <w:t>ENGLISH</w:t>
+            </w:r>
+          </w:p>
+        </w:tc>
+        <w:tc>
+          <w:tcPr>
+            <w:tcW w:type="dxa" w:w="1080"/>
+          </w:tcPr>
+          <w:p>
+            <w:r>
+              <w:t>9:15-9:50</w:t>
+            </w:r>
+          </w:p>
+        </w:tc>
+      </w:tr>
+      <w:tr>
+        <w:tc>
+          <w:tcPr>
+            <w:tcW w:type="dxa" w:w="1080"/>
+          </w:tcPr>
+          <w:p>
+            <w:r>
+              <w:t>P4</w:t>
+            </w:r>
+          </w:p>
+        </w:tc>
+        <w:tc>
+          <w:tcPr>
+            <w:tcW w:type="dxa" w:w="1080"/>
+          </w:tcPr>
+          <w:p>
+            <w:r>
+              <w:t>10:10-10:50</w:t>
+            </w:r>
+          </w:p>
+        </w:tc>
+        <w:tc>
+          <w:tcPr>
+            <w:tcW w:type="dxa" w:w="1080"/>
+          </w:tcPr>
+          <w:p>
+            <w:r>
+              <w:t>10F</w:t>
+              <w:br/>
+              <w:t>ENGLISH</w:t>
+            </w:r>
+          </w:p>
+        </w:tc>
+        <w:tc>
+          <w:tcPr>
+            <w:tcW w:type="dxa" w:w="1080"/>
+          </w:tcPr>
+          <w:p>
+            <w:r/>
+          </w:p>
+        </w:tc>
+        <w:tc>
+          <w:tcPr>
+            <w:tcW w:type="dxa" w:w="1080"/>
+          </w:tcPr>
+          <w:p>
+            <w:r>
+              <w:t>10B</w:t>
+              <w:br/>
+              <w:t>ENGLISH</w:t>
+            </w:r>
+          </w:p>
+        </w:tc>
+        <w:tc>
+          <w:tcPr>
+            <w:tcW w:type="dxa" w:w="1080"/>
+          </w:tcPr>
+          <w:p>
+            <w:r/>
+          </w:p>
+        </w:tc>
+        <w:tc>
+          <w:tcPr>
+            <w:tcW w:type="dxa" w:w="1080"/>
+          </w:tcPr>
+          <w:p>
             <w:r>
               <w:t>10E</w:t>
               <w:br/>
               <w:t>ENGLISH</w:t>
             </w:r>
+          </w:p>
+        </w:tc>
+        <w:tc>
+          <w:tcPr>
+            <w:tcW w:type="dxa" w:w="1080"/>
+          </w:tcPr>
+          <w:p>
+            <w:r>
+              <w:t>9:50-10:25</w:t>
+            </w:r>
+          </w:p>
+        </w:tc>
+      </w:tr>
+      <w:tr>
+        <w:tc>
+          <w:tcPr>
+            <w:tcW w:type="dxa" w:w="1080"/>
+          </w:tcPr>
+          <w:p>
+            <w:r>
+              <w:t>Lunch</w:t>
+            </w:r>
+          </w:p>
+        </w:tc>
+        <w:tc>
+          <w:tcPr>
+            <w:tcW w:type="dxa" w:w="1080"/>
+          </w:tcPr>
+          <w:p>
+            <w:r>
+              <w:t>10:50-11:20</w:t>
+            </w:r>
+          </w:p>
+        </w:tc>
+        <w:tc>
+          <w:tcPr>
+            <w:tcW w:type="dxa" w:w="1080"/>
+          </w:tcPr>
+          <w:p>
+            <w:r/>
+          </w:p>
+        </w:tc>
+        <w:tc>
+          <w:tcPr>
+            <w:tcW w:type="dxa" w:w="1080"/>
+          </w:tcPr>
+          <w:p>
+            <w:r/>
+          </w:p>
+        </w:tc>
+        <w:tc>
+          <w:tcPr>
+            <w:tcW w:type="dxa" w:w="1080"/>
+          </w:tcPr>
+          <w:p>
+            <w:r/>
+          </w:p>
+        </w:tc>
+        <w:tc>
+          <w:tcPr>
+            <w:tcW w:type="dxa" w:w="1080"/>
+          </w:tcPr>
+          <w:p>
+            <w:r/>
+          </w:p>
+        </w:tc>
+        <w:tc>
+          <w:tcPr>
+            <w:tcW w:type="dxa" w:w="1080"/>
+          </w:tcPr>
+          <w:p>
+            <w:r/>
+          </w:p>
+        </w:tc>
+        <w:tc>
+          <w:tcPr>
+            <w:tcW w:type="dxa" w:w="1080"/>
+          </w:tcPr>
+          <w:p>
+            <w:r>
+              <w:t>10:25-10:55</w:t>
+            </w:r>
+          </w:p>
+        </w:tc>
+      </w:tr>
+      <w:tr>
+        <w:tc>
+          <w:tcPr>
+            <w:tcW w:type="dxa" w:w="1080"/>
+          </w:tcPr>
+          <w:p>
+            <w:r>
+              <w:t>P5</w:t>
+            </w:r>
+          </w:p>
+        </w:tc>
+        <w:tc>
+          <w:tcPr>
+            <w:tcW w:type="dxa" w:w="1080"/>
+          </w:tcPr>
+          <w:p>
+            <w:r>
+              <w:t>11:20-12:00</w:t>
+            </w:r>
+          </w:p>
+        </w:tc>
+        <w:tc>
+          <w:tcPr>
+            <w:tcW w:type="dxa" w:w="1080"/>
+          </w:tcPr>
+          <w:p>
+            <w:r>
+              <w:t>9A</w:t>
+              <w:br/>
+              <w:t>ENGLISH</w:t>
+            </w:r>
+          </w:p>
+        </w:tc>
+        <w:tc>
+          <w:tcPr>
+            <w:tcW w:type="dxa" w:w="1080"/>
+          </w:tcPr>
+          <w:p>
+            <w:r/>
           </w:p>
         </w:tc>
         <w:tc>
@@ -348,261 +596,7 @@
           </w:tcPr>
           <w:p>
             <w:r>
-              <w:t>9A</w:t>
-              <w:br/>
-              <w:t>ENGLISH</w:t>
-            </w:r>
-          </w:p>
-        </w:tc>
-        <w:tc>
-          <w:tcPr>
-            <w:tcW w:type="dxa" w:w="1080"/>
-          </w:tcPr>
-          <w:p>
-            <w:r>
-              <w:t>9:15-9:50</w:t>
-            </w:r>
-          </w:p>
-        </w:tc>
-      </w:tr>
-      <w:tr>
-        <w:tc>
-          <w:tcPr>
-            <w:tcW w:type="dxa" w:w="1080"/>
-          </w:tcPr>
-          <w:p>
-            <w:r>
-              <w:t>P4</w:t>
-            </w:r>
-          </w:p>
-        </w:tc>
-        <w:tc>
-          <w:tcPr>
-            <w:tcW w:type="dxa" w:w="1080"/>
-          </w:tcPr>
-          <w:p>
-            <w:r>
-              <w:t>10:10-10:50</w:t>
-            </w:r>
-          </w:p>
-        </w:tc>
-        <w:tc>
-          <w:tcPr>
-            <w:tcW w:type="dxa" w:w="1080"/>
-          </w:tcPr>
-          <w:p>
-            <w:r/>
-          </w:p>
-        </w:tc>
-        <w:tc>
-          <w:tcPr>
-            <w:tcW w:type="dxa" w:w="1080"/>
-          </w:tcPr>
-          <w:p>
-            <w:r>
-              <w:t>9A</w:t>
-              <w:br/>
-              <w:t>ENGLISH</w:t>
-            </w:r>
-          </w:p>
-        </w:tc>
-        <w:tc>
-          <w:tcPr>
-            <w:tcW w:type="dxa" w:w="1080"/>
-          </w:tcPr>
-          <w:p>
-            <w:r>
-              <w:t>10B</w:t>
-              <w:br/>
-              <w:t>ENGLISH</w:t>
-            </w:r>
-          </w:p>
-        </w:tc>
-        <w:tc>
-          <w:tcPr>
-            <w:tcW w:type="dxa" w:w="1080"/>
-          </w:tcPr>
-          <w:p>
-            <w:r>
-              <w:t>8B</w:t>
-              <w:br/>
-              <w:t>S.ST</w:t>
-            </w:r>
-          </w:p>
-        </w:tc>
-        <w:tc>
-          <w:tcPr>
-            <w:tcW w:type="dxa" w:w="1080"/>
-          </w:tcPr>
-          <w:p>
-            <w:r/>
-          </w:p>
-        </w:tc>
-        <w:tc>
-          <w:tcPr>
-            <w:tcW w:type="dxa" w:w="1080"/>
-          </w:tcPr>
-          <w:p>
-            <w:r>
-              <w:t>9:50-10:25</w:t>
-            </w:r>
-          </w:p>
-        </w:tc>
-      </w:tr>
-      <w:tr>
-        <w:tc>
-          <w:tcPr>
-            <w:tcW w:type="dxa" w:w="1080"/>
-          </w:tcPr>
-          <w:p>
-            <w:r>
-              <w:t>P5</w:t>
-            </w:r>
-          </w:p>
-        </w:tc>
-        <w:tc>
-          <w:tcPr>
-            <w:tcW w:type="dxa" w:w="1080"/>
-          </w:tcPr>
-          <w:p>
-            <w:r>
-              <w:t>10:50-11:30</w:t>
-            </w:r>
-          </w:p>
-        </w:tc>
-        <w:tc>
-          <w:tcPr>
-            <w:tcW w:type="dxa" w:w="1080"/>
-          </w:tcPr>
-          <w:p>
-            <w:r>
-              <w:t>10B</w:t>
-              <w:br/>
-              <w:t>ENGLISH</w:t>
-            </w:r>
-          </w:p>
-        </w:tc>
-        <w:tc>
-          <w:tcPr>
-            <w:tcW w:type="dxa" w:w="1080"/>
-          </w:tcPr>
-          <w:p>
-            <w:r/>
-          </w:p>
-        </w:tc>
-        <w:tc>
-          <w:tcPr>
-            <w:tcW w:type="dxa" w:w="1080"/>
-          </w:tcPr>
-          <w:p>
-            <w:r/>
-          </w:p>
-        </w:tc>
-        <w:tc>
-          <w:tcPr>
-            <w:tcW w:type="dxa" w:w="1080"/>
-          </w:tcPr>
-          <w:p>
-            <w:r>
-              <w:t>10E</w:t>
-              <w:br/>
-              <w:t>ENGLISH</w:t>
-            </w:r>
-          </w:p>
-        </w:tc>
-        <w:tc>
-          <w:tcPr>
-            <w:tcW w:type="dxa" w:w="1080"/>
-          </w:tcPr>
-          <w:p>
-            <w:r>
-              <w:t>Lunch</w:t>
-            </w:r>
-          </w:p>
-        </w:tc>
-        <w:tc>
-          <w:tcPr>
-            <w:tcW w:type="dxa" w:w="1080"/>
-          </w:tcPr>
-          <w:p>
-            <w:r>
               <w:t>10:55-11:35</w:t>
-            </w:r>
-          </w:p>
-        </w:tc>
-      </w:tr>
-      <w:tr>
-        <w:tc>
-          <w:tcPr>
-            <w:tcW w:type="dxa" w:w="1080"/>
-          </w:tcPr>
-          <w:p>
-            <w:r>
-              <w:t>Lunch</w:t>
-            </w:r>
-          </w:p>
-        </w:tc>
-        <w:tc>
-          <w:tcPr>
-            <w:tcW w:type="dxa" w:w="1080"/>
-          </w:tcPr>
-          <w:p>
-            <w:r>
-              <w:t>11:30-12:00</w:t>
-            </w:r>
-          </w:p>
-        </w:tc>
-        <w:tc>
-          <w:tcPr>
-            <w:tcW w:type="dxa" w:w="1080"/>
-          </w:tcPr>
-          <w:p>
-            <w:r/>
-          </w:p>
-        </w:tc>
-        <w:tc>
-          <w:tcPr>
-            <w:tcW w:type="dxa" w:w="1080"/>
-          </w:tcPr>
-          <w:p>
-            <w:r/>
-          </w:p>
-        </w:tc>
-        <w:tc>
-          <w:tcPr>
-            <w:tcW w:type="dxa" w:w="1080"/>
-          </w:tcPr>
-          <w:p>
-            <w:r/>
-          </w:p>
-        </w:tc>
-        <w:tc>
-          <w:tcPr>
-            <w:tcW w:type="dxa" w:w="1080"/>
-          </w:tcPr>
-          <w:p>
-            <w:r/>
-          </w:p>
-        </w:tc>
-        <w:tc>
-          <w:tcPr>
-            <w:tcW w:type="dxa" w:w="1080"/>
-          </w:tcPr>
-          <w:p>
-            <w:r>
-              <w:t>10E</w:t>
-              <w:br/>
-              <w:t>ENGLISH</w:t>
-            </w:r>
-          </w:p>
-        </w:tc>
-        <w:tc>
-          <w:tcPr>
-            <w:tcW w:type="dxa" w:w="1080"/>
-          </w:tcPr>
-          <w:p>
-            <w:r>
-              <w:t>10:25-10:55</w:t>
             </w:r>
           </w:p>
         </w:tc>
@@ -646,18 +640,6 @@
           </w:tcPr>
           <w:p>
             <w:r>
-              <w:t>10B</w:t>
-              <w:br/>
-              <w:t>ENGLISH</w:t>
-            </w:r>
-          </w:p>
-        </w:tc>
-        <w:tc>
-          <w:tcPr>
-            <w:tcW w:type="dxa" w:w="1080"/>
-          </w:tcPr>
-          <w:p>
-            <w:r>
               <w:t>9A</w:t>
               <w:br/>
               <w:t>ENGLISH</w:t>
@@ -669,8 +651,16 @@
             <w:tcW w:type="dxa" w:w="1080"/>
           </w:tcPr>
           <w:p>
+            <w:r/>
+          </w:p>
+        </w:tc>
+        <w:tc>
+          <w:tcPr>
+            <w:tcW w:type="dxa" w:w="1080"/>
+          </w:tcPr>
+          <w:p>
             <w:r>
-              <w:t>9A</w:t>
+              <w:t>10E</w:t>
               <w:br/>
               <w:t>ENGLISH</w:t>
             </w:r>
@@ -804,9 +794,33 @@
           </w:tcPr>
           <w:p>
             <w:r>
-              <w:t>8B</w:t>
+              <w:t>10B</w:t>
               <w:br/>
-              <w:t>S.ST</w:t>
+              <w:t>ENGLISH</w:t>
+            </w:r>
+          </w:p>
+        </w:tc>
+        <w:tc>
+          <w:tcPr>
+            <w:tcW w:type="dxa" w:w="1080"/>
+          </w:tcPr>
+          <w:p>
+            <w:r>
+              <w:t>10E</w:t>
+              <w:br/>
+              <w:t>ENGLISH</w:t>
+            </w:r>
+          </w:p>
+        </w:tc>
+        <w:tc>
+          <w:tcPr>
+            <w:tcW w:type="dxa" w:w="1080"/>
+          </w:tcPr>
+          <w:p>
+            <w:r>
+              <w:t>9A</w:t>
+              <w:br/>
+              <w:t>ENGLISH</w:t>
             </w:r>
           </w:p>
         </w:tc>
@@ -816,26 +830,6 @@
           </w:tcPr>
           <w:p>
             <w:r/>
-          </w:p>
-        </w:tc>
-        <w:tc>
-          <w:tcPr>
-            <w:tcW w:type="dxa" w:w="1080"/>
-          </w:tcPr>
-          <w:p>
-            <w:r/>
-          </w:p>
-        </w:tc>
-        <w:tc>
-          <w:tcPr>
-            <w:tcW w:type="dxa" w:w="1080"/>
-          </w:tcPr>
-          <w:p>
-            <w:r>
-              <w:t>8B</w:t>
-              <w:br/>
-              <w:t>S.ST</w:t>
-            </w:r>
           </w:p>
         </w:tc>
         <w:tc>

--- a/IRUM BATOOL_timetable.docx
+++ b/IRUM BATOOL_timetable.docx
@@ -12,7 +12,7 @@
     </w:p>
     <w:p>
       <w:r>
-        <w:t>Total Weekly Periods: 23</w:t>
+        <w:t>Total Weekly Periods: 24</w:t>
       </w:r>
     </w:p>
     <w:tbl>
@@ -22,92 +22,116 @@
         <w:tblLook w:firstColumn="1" w:firstRow="1" w:lastColumn="0" w:lastRow="0" w:noHBand="0" w:noVBand="1" w:val="04A0"/>
       </w:tblPr>
       <w:tblGrid>
-        <w:gridCol w:w="1080"/>
-        <w:gridCol w:w="1080"/>
-        <w:gridCol w:w="1080"/>
-        <w:gridCol w:w="1080"/>
-        <w:gridCol w:w="1080"/>
-        <w:gridCol w:w="1080"/>
-        <w:gridCol w:w="1080"/>
-        <w:gridCol w:w="1080"/>
+        <w:gridCol w:w="1530"/>
+        <w:gridCol w:w="1530"/>
+        <w:gridCol w:w="1530"/>
+        <w:gridCol w:w="1530"/>
+        <w:gridCol w:w="1530"/>
+        <w:gridCol w:w="1530"/>
+        <w:gridCol w:w="1530"/>
+        <w:gridCol w:w="1530"/>
       </w:tblGrid>
       <w:tr>
         <w:tc>
           <w:tcPr>
-            <w:tcW w:type="dxa" w:w="1080"/>
+            <w:tcW w:type="dxa" w:w="1530"/>
           </w:tcPr>
           <w:p>
             <w:r>
+              <w:rPr>
+                <w:b/>
+              </w:rPr>
               <w:t>Period</w:t>
             </w:r>
           </w:p>
         </w:tc>
         <w:tc>
           <w:tcPr>
-            <w:tcW w:type="dxa" w:w="1080"/>
+            <w:tcW w:type="dxa" w:w="1530"/>
           </w:tcPr>
           <w:p>
             <w:r>
-              <w:t>Mon-Thu Time</w:t>
+              <w:rPr>
+                <w:b/>
+              </w:rPr>
+              <w:t>Mon-Wed Time</w:t>
             </w:r>
           </w:p>
         </w:tc>
         <w:tc>
           <w:tcPr>
-            <w:tcW w:type="dxa" w:w="1080"/>
+            <w:tcW w:type="dxa" w:w="1530"/>
           </w:tcPr>
           <w:p>
             <w:r>
+              <w:rPr>
+                <w:b/>
+              </w:rPr>
               <w:t>Mon</w:t>
             </w:r>
           </w:p>
         </w:tc>
         <w:tc>
           <w:tcPr>
-            <w:tcW w:type="dxa" w:w="1080"/>
+            <w:tcW w:type="dxa" w:w="1530"/>
           </w:tcPr>
           <w:p>
             <w:r>
+              <w:rPr>
+                <w:b/>
+              </w:rPr>
               <w:t>Tue</w:t>
             </w:r>
           </w:p>
         </w:tc>
         <w:tc>
           <w:tcPr>
-            <w:tcW w:type="dxa" w:w="1080"/>
+            <w:tcW w:type="dxa" w:w="1530"/>
           </w:tcPr>
           <w:p>
             <w:r>
+              <w:rPr>
+                <w:b/>
+              </w:rPr>
               <w:t>Wed</w:t>
             </w:r>
           </w:p>
         </w:tc>
         <w:tc>
           <w:tcPr>
-            <w:tcW w:type="dxa" w:w="1080"/>
+            <w:tcW w:type="dxa" w:w="1530"/>
           </w:tcPr>
           <w:p>
             <w:r>
+              <w:rPr>
+                <w:b/>
+              </w:rPr>
               <w:t>Thu</w:t>
             </w:r>
           </w:p>
         </w:tc>
         <w:tc>
           <w:tcPr>
-            <w:tcW w:type="dxa" w:w="1080"/>
+            <w:tcW w:type="dxa" w:w="1530"/>
           </w:tcPr>
           <w:p>
             <w:r>
+              <w:rPr>
+                <w:b/>
+              </w:rPr>
               <w:t>Fri</w:t>
             </w:r>
           </w:p>
         </w:tc>
         <w:tc>
           <w:tcPr>
-            <w:tcW w:type="dxa" w:w="1080"/>
+            <w:tcW w:type="dxa" w:w="1530"/>
           </w:tcPr>
           <w:p>
             <w:r>
+              <w:rPr>
+                <w:b/>
+              </w:rPr>
               <w:t>Fri Time</w:t>
             </w:r>
           </w:p>
@@ -116,7 +140,7 @@
       <w:tr>
         <w:tc>
           <w:tcPr>
-            <w:tcW w:type="dxa" w:w="1080"/>
+            <w:tcW w:type="dxa" w:w="1530"/>
           </w:tcPr>
           <w:p>
             <w:r>
@@ -126,7 +150,7 @@
         </w:tc>
         <w:tc>
           <w:tcPr>
-            <w:tcW w:type="dxa" w:w="1080"/>
+            <w:tcW w:type="dxa" w:w="1530"/>
           </w:tcPr>
           <w:p>
             <w:r>
@@ -136,7 +160,7 @@
         </w:tc>
         <w:tc>
           <w:tcPr>
-            <w:tcW w:type="dxa" w:w="1080"/>
+            <w:tcW w:type="dxa" w:w="1530"/>
           </w:tcPr>
           <w:p>
             <w:r/>
@@ -144,7 +168,7 @@
         </w:tc>
         <w:tc>
           <w:tcPr>
-            <w:tcW w:type="dxa" w:w="1080"/>
+            <w:tcW w:type="dxa" w:w="1530"/>
           </w:tcPr>
           <w:p>
             <w:r/>
@@ -152,7 +176,7 @@
         </w:tc>
         <w:tc>
           <w:tcPr>
-            <w:tcW w:type="dxa" w:w="1080"/>
+            <w:tcW w:type="dxa" w:w="1530"/>
           </w:tcPr>
           <w:p>
             <w:r/>
@@ -160,7 +184,7 @@
         </w:tc>
         <w:tc>
           <w:tcPr>
-            <w:tcW w:type="dxa" w:w="1080"/>
+            <w:tcW w:type="dxa" w:w="1530"/>
           </w:tcPr>
           <w:p>
             <w:r/>
@@ -168,7 +192,7 @@
         </w:tc>
         <w:tc>
           <w:tcPr>
-            <w:tcW w:type="dxa" w:w="1080"/>
+            <w:tcW w:type="dxa" w:w="1530"/>
           </w:tcPr>
           <w:p>
             <w:r/>
@@ -176,7 +200,7 @@
         </w:tc>
         <w:tc>
           <w:tcPr>
-            <w:tcW w:type="dxa" w:w="1080"/>
+            <w:tcW w:type="dxa" w:w="1530"/>
           </w:tcPr>
           <w:p>
             <w:r>
@@ -188,7 +212,7 @@
       <w:tr>
         <w:tc>
           <w:tcPr>
-            <w:tcW w:type="dxa" w:w="1080"/>
+            <w:tcW w:type="dxa" w:w="1530"/>
           </w:tcPr>
           <w:p>
             <w:r>
@@ -198,7 +222,7 @@
         </w:tc>
         <w:tc>
           <w:tcPr>
-            <w:tcW w:type="dxa" w:w="1080"/>
+            <w:tcW w:type="dxa" w:w="1530"/>
           </w:tcPr>
           <w:p>
             <w:r>
@@ -208,7 +232,51 @@
         </w:tc>
         <w:tc>
           <w:tcPr>
-            <w:tcW w:type="dxa" w:w="1080"/>
+            <w:tcW w:type="dxa" w:w="1530"/>
+          </w:tcPr>
+          <w:p>
+            <w:r>
+              <w:t>10F</w:t>
+              <w:br/>
+              <w:t>ENGLISH</w:t>
+            </w:r>
+          </w:p>
+        </w:tc>
+        <w:tc>
+          <w:tcPr>
+            <w:tcW w:type="dxa" w:w="1530"/>
+          </w:tcPr>
+          <w:p>
+            <w:r/>
+          </w:p>
+        </w:tc>
+        <w:tc>
+          <w:tcPr>
+            <w:tcW w:type="dxa" w:w="1530"/>
+          </w:tcPr>
+          <w:p>
+            <w:r>
+              <w:t>10F</w:t>
+              <w:br/>
+              <w:t>ENGLISH</w:t>
+            </w:r>
+          </w:p>
+        </w:tc>
+        <w:tc>
+          <w:tcPr>
+            <w:tcW w:type="dxa" w:w="1530"/>
+          </w:tcPr>
+          <w:p>
+            <w:r>
+              <w:t>10F</w:t>
+              <w:br/>
+              <w:t>ENGLISH</w:t>
+            </w:r>
+          </w:p>
+        </w:tc>
+        <w:tc>
+          <w:tcPr>
+            <w:tcW w:type="dxa" w:w="1530"/>
           </w:tcPr>
           <w:p>
             <w:r>
@@ -220,7 +288,59 @@
         </w:tc>
         <w:tc>
           <w:tcPr>
-            <w:tcW w:type="dxa" w:w="1080"/>
+            <w:tcW w:type="dxa" w:w="1530"/>
+          </w:tcPr>
+          <w:p>
+            <w:r>
+              <w:t>8:40-9:15</w:t>
+            </w:r>
+          </w:p>
+        </w:tc>
+      </w:tr>
+      <w:tr>
+        <w:tc>
+          <w:tcPr>
+            <w:tcW w:type="dxa" w:w="1530"/>
+          </w:tcPr>
+          <w:p>
+            <w:r>
+              <w:t>P3</w:t>
+            </w:r>
+          </w:p>
+        </w:tc>
+        <w:tc>
+          <w:tcPr>
+            <w:tcW w:type="dxa" w:w="1530"/>
+          </w:tcPr>
+          <w:p>
+            <w:r>
+              <w:t>9:30-10:10</w:t>
+            </w:r>
+          </w:p>
+        </w:tc>
+        <w:tc>
+          <w:tcPr>
+            <w:tcW w:type="dxa" w:w="1530"/>
+          </w:tcPr>
+          <w:p>
+            <w:r/>
+          </w:p>
+        </w:tc>
+        <w:tc>
+          <w:tcPr>
+            <w:tcW w:type="dxa" w:w="1530"/>
+          </w:tcPr>
+          <w:p>
+            <w:r>
+              <w:t>10E</w:t>
+              <w:br/>
+              <w:t>ENGLISH</w:t>
+            </w:r>
+          </w:p>
+        </w:tc>
+        <w:tc>
+          <w:tcPr>
+            <w:tcW w:type="dxa" w:w="1530"/>
           </w:tcPr>
           <w:p>
             <w:r>
@@ -232,7 +352,231 @@
         </w:tc>
         <w:tc>
           <w:tcPr>
-            <w:tcW w:type="dxa" w:w="1080"/>
+            <w:tcW w:type="dxa" w:w="1530"/>
+          </w:tcPr>
+          <w:p>
+            <w:r/>
+          </w:p>
+        </w:tc>
+        <w:tc>
+          <w:tcPr>
+            <w:tcW w:type="dxa" w:w="1530"/>
+          </w:tcPr>
+          <w:p>
+            <w:r>
+              <w:t>9A</w:t>
+              <w:br/>
+              <w:t>ENGLISH</w:t>
+            </w:r>
+          </w:p>
+        </w:tc>
+        <w:tc>
+          <w:tcPr>
+            <w:tcW w:type="dxa" w:w="1530"/>
+          </w:tcPr>
+          <w:p>
+            <w:r>
+              <w:t>9:15-9:50</w:t>
+            </w:r>
+          </w:p>
+        </w:tc>
+      </w:tr>
+      <w:tr>
+        <w:tc>
+          <w:tcPr>
+            <w:tcW w:type="dxa" w:w="1530"/>
+          </w:tcPr>
+          <w:p>
+            <w:r>
+              <w:t>P4</w:t>
+            </w:r>
+          </w:p>
+        </w:tc>
+        <w:tc>
+          <w:tcPr>
+            <w:tcW w:type="dxa" w:w="1530"/>
+          </w:tcPr>
+          <w:p>
+            <w:r>
+              <w:t>10:10-10:50</w:t>
+            </w:r>
+          </w:p>
+        </w:tc>
+        <w:tc>
+          <w:tcPr>
+            <w:tcW w:type="dxa" w:w="1530"/>
+          </w:tcPr>
+          <w:p>
+            <w:r>
+              <w:t>10E</w:t>
+              <w:br/>
+              <w:t>ENGLISH</w:t>
+            </w:r>
+          </w:p>
+        </w:tc>
+        <w:tc>
+          <w:tcPr>
+            <w:tcW w:type="dxa" w:w="1530"/>
+          </w:tcPr>
+          <w:p>
+            <w:r>
+              <w:t>10B</w:t>
+              <w:br/>
+              <w:t>ENGLISH</w:t>
+            </w:r>
+          </w:p>
+        </w:tc>
+        <w:tc>
+          <w:tcPr>
+            <w:tcW w:type="dxa" w:w="1530"/>
+          </w:tcPr>
+          <w:p>
+            <w:r/>
+          </w:p>
+        </w:tc>
+        <w:tc>
+          <w:tcPr>
+            <w:tcW w:type="dxa" w:w="1530"/>
+          </w:tcPr>
+          <w:p>
+            <w:r>
+              <w:t>9A</w:t>
+              <w:br/>
+              <w:t>ENGLISH</w:t>
+            </w:r>
+          </w:p>
+        </w:tc>
+        <w:tc>
+          <w:tcPr>
+            <w:tcW w:type="dxa" w:w="1530"/>
+          </w:tcPr>
+          <w:p>
+            <w:r>
+              <w:t>10B</w:t>
+              <w:br/>
+              <w:t>ENGLISH</w:t>
+            </w:r>
+          </w:p>
+        </w:tc>
+        <w:tc>
+          <w:tcPr>
+            <w:tcW w:type="dxa" w:w="1530"/>
+          </w:tcPr>
+          <w:p>
+            <w:r>
+              <w:t>9:50-10:25</w:t>
+            </w:r>
+          </w:p>
+        </w:tc>
+      </w:tr>
+      <w:tr>
+        <w:tc>
+          <w:tcPr>
+            <w:tcW w:type="dxa" w:w="1530"/>
+          </w:tcPr>
+          <w:p>
+            <w:r>
+              <w:t>Lunch</w:t>
+            </w:r>
+          </w:p>
+        </w:tc>
+        <w:tc>
+          <w:tcPr>
+            <w:tcW w:type="dxa" w:w="1530"/>
+          </w:tcPr>
+          <w:p>
+            <w:r>
+              <w:t>10:50-11:20</w:t>
+            </w:r>
+          </w:p>
+        </w:tc>
+        <w:tc>
+          <w:tcPr>
+            <w:tcW w:type="dxa" w:w="1530"/>
+          </w:tcPr>
+          <w:p>
+            <w:r/>
+          </w:p>
+        </w:tc>
+        <w:tc>
+          <w:tcPr>
+            <w:tcW w:type="dxa" w:w="1530"/>
+          </w:tcPr>
+          <w:p>
+            <w:r/>
+          </w:p>
+        </w:tc>
+        <w:tc>
+          <w:tcPr>
+            <w:tcW w:type="dxa" w:w="1530"/>
+          </w:tcPr>
+          <w:p>
+            <w:r/>
+          </w:p>
+        </w:tc>
+        <w:tc>
+          <w:tcPr>
+            <w:tcW w:type="dxa" w:w="1530"/>
+          </w:tcPr>
+          <w:p>
+            <w:r/>
+          </w:p>
+        </w:tc>
+        <w:tc>
+          <w:tcPr>
+            <w:tcW w:type="dxa" w:w="1530"/>
+          </w:tcPr>
+          <w:p>
+            <w:r/>
+          </w:p>
+        </w:tc>
+        <w:tc>
+          <w:tcPr>
+            <w:tcW w:type="dxa" w:w="1530"/>
+          </w:tcPr>
+          <w:p>
+            <w:r>
+              <w:t>10:25-10:55</w:t>
+            </w:r>
+          </w:p>
+        </w:tc>
+      </w:tr>
+      <w:tr>
+        <w:tc>
+          <w:tcPr>
+            <w:tcW w:type="dxa" w:w="1530"/>
+          </w:tcPr>
+          <w:p>
+            <w:r>
+              <w:t>P5</w:t>
+            </w:r>
+          </w:p>
+        </w:tc>
+        <w:tc>
+          <w:tcPr>
+            <w:tcW w:type="dxa" w:w="1530"/>
+          </w:tcPr>
+          <w:p>
+            <w:r>
+              <w:t>11:20-12:00</w:t>
+            </w:r>
+          </w:p>
+        </w:tc>
+        <w:tc>
+          <w:tcPr>
+            <w:tcW w:type="dxa" w:w="1530"/>
+          </w:tcPr>
+          <w:p>
+            <w:r>
+              <w:t>10B</w:t>
+              <w:br/>
+              <w:t>ENGLISH</w:t>
+            </w:r>
+          </w:p>
+        </w:tc>
+        <w:tc>
+          <w:tcPr>
+            <w:tcW w:type="dxa" w:w="1530"/>
           </w:tcPr>
           <w:p>
             <w:r>
@@ -244,7 +588,83 @@
         </w:tc>
         <w:tc>
           <w:tcPr>
-            <w:tcW w:type="dxa" w:w="1080"/>
+            <w:tcW w:type="dxa" w:w="1530"/>
+          </w:tcPr>
+          <w:p>
+            <w:r/>
+          </w:p>
+        </w:tc>
+        <w:tc>
+          <w:tcPr>
+            <w:tcW w:type="dxa" w:w="1530"/>
+          </w:tcPr>
+          <w:p>
+            <w:r>
+              <w:t>10B</w:t>
+              <w:br/>
+              <w:t>ENGLISH</w:t>
+            </w:r>
+          </w:p>
+        </w:tc>
+        <w:tc>
+          <w:tcPr>
+            <w:tcW w:type="dxa" w:w="1530"/>
+          </w:tcPr>
+          <w:p>
+            <w:r/>
+          </w:p>
+        </w:tc>
+        <w:tc>
+          <w:tcPr>
+            <w:tcW w:type="dxa" w:w="1530"/>
+          </w:tcPr>
+          <w:p>
+            <w:r>
+              <w:t>10:55-11:35</w:t>
+            </w:r>
+          </w:p>
+        </w:tc>
+      </w:tr>
+      <w:tr>
+        <w:tc>
+          <w:tcPr>
+            <w:tcW w:type="dxa" w:w="1530"/>
+          </w:tcPr>
+          <w:p>
+            <w:r>
+              <w:t>P6</w:t>
+            </w:r>
+          </w:p>
+        </w:tc>
+        <w:tc>
+          <w:tcPr>
+            <w:tcW w:type="dxa" w:w="1530"/>
+          </w:tcPr>
+          <w:p>
+            <w:r>
+              <w:t>12:00-12:40</w:t>
+            </w:r>
+          </w:p>
+        </w:tc>
+        <w:tc>
+          <w:tcPr>
+            <w:tcW w:type="dxa" w:w="1530"/>
+          </w:tcPr>
+          <w:p>
+            <w:r/>
+          </w:p>
+        </w:tc>
+        <w:tc>
+          <w:tcPr>
+            <w:tcW w:type="dxa" w:w="1530"/>
+          </w:tcPr>
+          <w:p>
+            <w:r/>
+          </w:p>
+        </w:tc>
+        <w:tc>
+          <w:tcPr>
+            <w:tcW w:type="dxa" w:w="1530"/>
           </w:tcPr>
           <w:p>
             <w:r>
@@ -256,7 +676,7 @@
         </w:tc>
         <w:tc>
           <w:tcPr>
-            <w:tcW w:type="dxa" w:w="1080"/>
+            <w:tcW w:type="dxa" w:w="1530"/>
           </w:tcPr>
           <w:p>
             <w:r/>
@@ -264,11 +684,23 @@
         </w:tc>
         <w:tc>
           <w:tcPr>
-            <w:tcW w:type="dxa" w:w="1080"/>
+            <w:tcW w:type="dxa" w:w="1530"/>
           </w:tcPr>
           <w:p>
             <w:r>
-              <w:t>8:40-9:15</w:t>
+              <w:t>10F</w:t>
+              <w:br/>
+              <w:t>ENGLISH</w:t>
+            </w:r>
+          </w:p>
+        </w:tc>
+        <w:tc>
+          <w:tcPr>
+            <w:tcW w:type="dxa" w:w="1530"/>
+          </w:tcPr>
+          <w:p>
+            <w:r>
+              <w:t>11:35-12:15</w:t>
             </w:r>
           </w:p>
         </w:tc>
@@ -276,35 +708,27 @@
       <w:tr>
         <w:tc>
           <w:tcPr>
-            <w:tcW w:type="dxa" w:w="1080"/>
+            <w:tcW w:type="dxa" w:w="1530"/>
           </w:tcPr>
           <w:p>
             <w:r>
-              <w:t>P3</w:t>
+              <w:t>P7</w:t>
             </w:r>
           </w:p>
         </w:tc>
         <w:tc>
           <w:tcPr>
-            <w:tcW w:type="dxa" w:w="1080"/>
+            <w:tcW w:type="dxa" w:w="1530"/>
           </w:tcPr>
           <w:p>
             <w:r>
-              <w:t>9:30-10:10</w:t>
+              <w:t>12:40-1:20</w:t>
             </w:r>
           </w:p>
         </w:tc>
         <w:tc>
           <w:tcPr>
-            <w:tcW w:type="dxa" w:w="1080"/>
-          </w:tcPr>
-          <w:p>
-            <w:r/>
-          </w:p>
-        </w:tc>
-        <w:tc>
-          <w:tcPr>
-            <w:tcW w:type="dxa" w:w="1080"/>
+            <w:tcW w:type="dxa" w:w="1530"/>
           </w:tcPr>
           <w:p>
             <w:r>
@@ -316,7 +740,19 @@
         </w:tc>
         <w:tc>
           <w:tcPr>
-            <w:tcW w:type="dxa" w:w="1080"/>
+            <w:tcW w:type="dxa" w:w="1530"/>
+          </w:tcPr>
+          <w:p>
+            <w:r>
+              <w:t>9A</w:t>
+              <w:br/>
+              <w:t>ENGLISH</w:t>
+            </w:r>
+          </w:p>
+        </w:tc>
+        <w:tc>
+          <w:tcPr>
+            <w:tcW w:type="dxa" w:w="1530"/>
           </w:tcPr>
           <w:p>
             <w:r>
@@ -328,7 +764,19 @@
         </w:tc>
         <w:tc>
           <w:tcPr>
-            <w:tcW w:type="dxa" w:w="1080"/>
+            <w:tcW w:type="dxa" w:w="1530"/>
+          </w:tcPr>
+          <w:p>
+            <w:r>
+              <w:t>8B</w:t>
+              <w:br/>
+              <w:t>S.ST</w:t>
+            </w:r>
+          </w:p>
+        </w:tc>
+        <w:tc>
+          <w:tcPr>
+            <w:tcW w:type="dxa" w:w="1530"/>
           </w:tcPr>
           <w:p>
             <w:r/>
@@ -336,11 +784,41 @@
         </w:tc>
         <w:tc>
           <w:tcPr>
-            <w:tcW w:type="dxa" w:w="1080"/>
+            <w:tcW w:type="dxa" w:w="1530"/>
+          </w:tcPr>
+          <w:p>
+            <w:r/>
+          </w:p>
+        </w:tc>
+      </w:tr>
+      <w:tr>
+        <w:tc>
+          <w:tcPr>
+            <w:tcW w:type="dxa" w:w="1530"/>
           </w:tcPr>
           <w:p>
             <w:r>
-              <w:t>10B</w:t>
+              <w:t>P8</w:t>
+            </w:r>
+          </w:p>
+        </w:tc>
+        <w:tc>
+          <w:tcPr>
+            <w:tcW w:type="dxa" w:w="1530"/>
+          </w:tcPr>
+          <w:p>
+            <w:r>
+              <w:t>1:20-2:00</w:t>
+            </w:r>
+          </w:p>
+        </w:tc>
+        <w:tc>
+          <w:tcPr>
+            <w:tcW w:type="dxa" w:w="1530"/>
+          </w:tcPr>
+          <w:p>
+            <w:r>
+              <w:t>9A</w:t>
               <w:br/>
               <w:t>ENGLISH</w:t>
             </w:r>
@@ -348,79 +826,19 @@
         </w:tc>
         <w:tc>
           <w:tcPr>
-            <w:tcW w:type="dxa" w:w="1080"/>
+            <w:tcW w:type="dxa" w:w="1530"/>
           </w:tcPr>
           <w:p>
             <w:r>
-              <w:t>9:15-9:50</w:t>
-            </w:r>
-          </w:p>
-        </w:tc>
-      </w:tr>
-      <w:tr>
-        <w:tc>
-          <w:tcPr>
-            <w:tcW w:type="dxa" w:w="1080"/>
-          </w:tcPr>
-          <w:p>
-            <w:r>
-              <w:t>P4</w:t>
+              <w:t>8B</w:t>
+              <w:br/>
+              <w:t>S.ST</w:t>
             </w:r>
           </w:p>
         </w:tc>
         <w:tc>
           <w:tcPr>
-            <w:tcW w:type="dxa" w:w="1080"/>
-          </w:tcPr>
-          <w:p>
-            <w:r>
-              <w:t>10:10-10:50</w:t>
-            </w:r>
-          </w:p>
-        </w:tc>
-        <w:tc>
-          <w:tcPr>
-            <w:tcW w:type="dxa" w:w="1080"/>
-          </w:tcPr>
-          <w:p>
-            <w:r>
-              <w:t>10F</w:t>
-              <w:br/>
-              <w:t>ENGLISH</w:t>
-            </w:r>
-          </w:p>
-        </w:tc>
-        <w:tc>
-          <w:tcPr>
-            <w:tcW w:type="dxa" w:w="1080"/>
-          </w:tcPr>
-          <w:p>
-            <w:r/>
-          </w:p>
-        </w:tc>
-        <w:tc>
-          <w:tcPr>
-            <w:tcW w:type="dxa" w:w="1080"/>
-          </w:tcPr>
-          <w:p>
-            <w:r>
-              <w:t>10B</w:t>
-              <w:br/>
-              <w:t>ENGLISH</w:t>
-            </w:r>
-          </w:p>
-        </w:tc>
-        <w:tc>
-          <w:tcPr>
-            <w:tcW w:type="dxa" w:w="1080"/>
-          </w:tcPr>
-          <w:p>
-            <w:r/>
-          </w:p>
-        </w:tc>
-        <w:tc>
-          <w:tcPr>
-            <w:tcW w:type="dxa" w:w="1080"/>
+            <w:tcW w:type="dxa" w:w="1530"/>
           </w:tcPr>
           <w:p>
             <w:r>
@@ -432,131 +850,7 @@
         </w:tc>
         <w:tc>
           <w:tcPr>
-            <w:tcW w:type="dxa" w:w="1080"/>
-          </w:tcPr>
-          <w:p>
-            <w:r>
-              <w:t>9:50-10:25</w:t>
-            </w:r>
-          </w:p>
-        </w:tc>
-      </w:tr>
-      <w:tr>
-        <w:tc>
-          <w:tcPr>
-            <w:tcW w:type="dxa" w:w="1080"/>
-          </w:tcPr>
-          <w:p>
-            <w:r>
-              <w:t>Lunch</w:t>
-            </w:r>
-          </w:p>
-        </w:tc>
-        <w:tc>
-          <w:tcPr>
-            <w:tcW w:type="dxa" w:w="1080"/>
-          </w:tcPr>
-          <w:p>
-            <w:r>
-              <w:t>10:50-11:20</w:t>
-            </w:r>
-          </w:p>
-        </w:tc>
-        <w:tc>
-          <w:tcPr>
-            <w:tcW w:type="dxa" w:w="1080"/>
-          </w:tcPr>
-          <w:p>
-            <w:r/>
-          </w:p>
-        </w:tc>
-        <w:tc>
-          <w:tcPr>
-            <w:tcW w:type="dxa" w:w="1080"/>
-          </w:tcPr>
-          <w:p>
-            <w:r/>
-          </w:p>
-        </w:tc>
-        <w:tc>
-          <w:tcPr>
-            <w:tcW w:type="dxa" w:w="1080"/>
-          </w:tcPr>
-          <w:p>
-            <w:r/>
-          </w:p>
-        </w:tc>
-        <w:tc>
-          <w:tcPr>
-            <w:tcW w:type="dxa" w:w="1080"/>
-          </w:tcPr>
-          <w:p>
-            <w:r/>
-          </w:p>
-        </w:tc>
-        <w:tc>
-          <w:tcPr>
-            <w:tcW w:type="dxa" w:w="1080"/>
-          </w:tcPr>
-          <w:p>
-            <w:r/>
-          </w:p>
-        </w:tc>
-        <w:tc>
-          <w:tcPr>
-            <w:tcW w:type="dxa" w:w="1080"/>
-          </w:tcPr>
-          <w:p>
-            <w:r>
-              <w:t>10:25-10:55</w:t>
-            </w:r>
-          </w:p>
-        </w:tc>
-      </w:tr>
-      <w:tr>
-        <w:tc>
-          <w:tcPr>
-            <w:tcW w:type="dxa" w:w="1080"/>
-          </w:tcPr>
-          <w:p>
-            <w:r>
-              <w:t>P5</w:t>
-            </w:r>
-          </w:p>
-        </w:tc>
-        <w:tc>
-          <w:tcPr>
-            <w:tcW w:type="dxa" w:w="1080"/>
-          </w:tcPr>
-          <w:p>
-            <w:r>
-              <w:t>11:20-12:00</w:t>
-            </w:r>
-          </w:p>
-        </w:tc>
-        <w:tc>
-          <w:tcPr>
-            <w:tcW w:type="dxa" w:w="1080"/>
-          </w:tcPr>
-          <w:p>
-            <w:r>
-              <w:t>9A</w:t>
-              <w:br/>
-              <w:t>ENGLISH</w:t>
-            </w:r>
-          </w:p>
-        </w:tc>
-        <w:tc>
-          <w:tcPr>
-            <w:tcW w:type="dxa" w:w="1080"/>
-          </w:tcPr>
-          <w:p>
-            <w:r/>
-          </w:p>
-        </w:tc>
-        <w:tc>
-          <w:tcPr>
-            <w:tcW w:type="dxa" w:w="1080"/>
+            <w:tcW w:type="dxa" w:w="1530"/>
           </w:tcPr>
           <w:p>
             <w:r>
@@ -568,87 +862,7 @@
         </w:tc>
         <w:tc>
           <w:tcPr>
-            <w:tcW w:type="dxa" w:w="1080"/>
-          </w:tcPr>
-          <w:p>
-            <w:r>
-              <w:t>10F</w:t>
-              <w:br/>
-              <w:t>ENGLISH</w:t>
-            </w:r>
-          </w:p>
-        </w:tc>
-        <w:tc>
-          <w:tcPr>
-            <w:tcW w:type="dxa" w:w="1080"/>
-          </w:tcPr>
-          <w:p>
-            <w:r>
-              <w:t>10F</w:t>
-              <w:br/>
-              <w:t>ENGLISH</w:t>
-            </w:r>
-          </w:p>
-        </w:tc>
-        <w:tc>
-          <w:tcPr>
-            <w:tcW w:type="dxa" w:w="1080"/>
-          </w:tcPr>
-          <w:p>
-            <w:r>
-              <w:t>10:55-11:35</w:t>
-            </w:r>
-          </w:p>
-        </w:tc>
-      </w:tr>
-      <w:tr>
-        <w:tc>
-          <w:tcPr>
-            <w:tcW w:type="dxa" w:w="1080"/>
-          </w:tcPr>
-          <w:p>
-            <w:r>
-              <w:t>P6</w:t>
-            </w:r>
-          </w:p>
-        </w:tc>
-        <w:tc>
-          <w:tcPr>
-            <w:tcW w:type="dxa" w:w="1080"/>
-          </w:tcPr>
-          <w:p>
-            <w:r>
-              <w:t>12:00-12:40</w:t>
-            </w:r>
-          </w:p>
-        </w:tc>
-        <w:tc>
-          <w:tcPr>
-            <w:tcW w:type="dxa" w:w="1080"/>
-          </w:tcPr>
-          <w:p>
-            <w:r>
-              <w:t>8B</w:t>
-              <w:br/>
-              <w:t>S.ST</w:t>
-            </w:r>
-          </w:p>
-        </w:tc>
-        <w:tc>
-          <w:tcPr>
-            <w:tcW w:type="dxa" w:w="1080"/>
-          </w:tcPr>
-          <w:p>
-            <w:r>
-              <w:t>9A</w:t>
-              <w:br/>
-              <w:t>ENGLISH</w:t>
-            </w:r>
-          </w:p>
-        </w:tc>
-        <w:tc>
-          <w:tcPr>
-            <w:tcW w:type="dxa" w:w="1080"/>
+            <w:tcW w:type="dxa" w:w="1530"/>
           </w:tcPr>
           <w:p>
             <w:r/>
@@ -656,193 +870,7 @@
         </w:tc>
         <w:tc>
           <w:tcPr>
-            <w:tcW w:type="dxa" w:w="1080"/>
-          </w:tcPr>
-          <w:p>
-            <w:r>
-              <w:t>10E</w:t>
-              <w:br/>
-              <w:t>ENGLISH</w:t>
-            </w:r>
-          </w:p>
-        </w:tc>
-        <w:tc>
-          <w:tcPr>
-            <w:tcW w:type="dxa" w:w="1080"/>
-          </w:tcPr>
-          <w:p>
-            <w:r>
-              <w:t>9A</w:t>
-              <w:br/>
-              <w:t>ENGLISH</w:t>
-            </w:r>
-          </w:p>
-        </w:tc>
-        <w:tc>
-          <w:tcPr>
-            <w:tcW w:type="dxa" w:w="1080"/>
-          </w:tcPr>
-          <w:p>
-            <w:r>
-              <w:t>11:35-12:15</w:t>
-            </w:r>
-          </w:p>
-        </w:tc>
-      </w:tr>
-      <w:tr>
-        <w:tc>
-          <w:tcPr>
-            <w:tcW w:type="dxa" w:w="1080"/>
-          </w:tcPr>
-          <w:p>
-            <w:r>
-              <w:t>P7</w:t>
-            </w:r>
-          </w:p>
-        </w:tc>
-        <w:tc>
-          <w:tcPr>
-            <w:tcW w:type="dxa" w:w="1080"/>
-          </w:tcPr>
-          <w:p>
-            <w:r>
-              <w:t>12:40-1:20</w:t>
-            </w:r>
-          </w:p>
-        </w:tc>
-        <w:tc>
-          <w:tcPr>
-            <w:tcW w:type="dxa" w:w="1080"/>
-          </w:tcPr>
-          <w:p>
-            <w:r/>
-          </w:p>
-        </w:tc>
-        <w:tc>
-          <w:tcPr>
-            <w:tcW w:type="dxa" w:w="1080"/>
-          </w:tcPr>
-          <w:p>
-            <w:r>
-              <w:t>10F</w:t>
-              <w:br/>
-              <w:t>ENGLISH</w:t>
-            </w:r>
-          </w:p>
-        </w:tc>
-        <w:tc>
-          <w:tcPr>
-            <w:tcW w:type="dxa" w:w="1080"/>
-          </w:tcPr>
-          <w:p>
-            <w:r/>
-          </w:p>
-        </w:tc>
-        <w:tc>
-          <w:tcPr>
-            <w:tcW w:type="dxa" w:w="1080"/>
-          </w:tcPr>
-          <w:p>
-            <w:r>
-              <w:t>10B</w:t>
-              <w:br/>
-              <w:t>ENGLISH</w:t>
-            </w:r>
-          </w:p>
-        </w:tc>
-        <w:tc>
-          <w:tcPr>
-            <w:tcW w:type="dxa" w:w="1080"/>
-          </w:tcPr>
-          <w:p>
-            <w:r/>
-          </w:p>
-        </w:tc>
-        <w:tc>
-          <w:tcPr>
-            <w:tcW w:type="dxa" w:w="1080"/>
-          </w:tcPr>
-          <w:p>
-            <w:r/>
-          </w:p>
-        </w:tc>
-      </w:tr>
-      <w:tr>
-        <w:tc>
-          <w:tcPr>
-            <w:tcW w:type="dxa" w:w="1080"/>
-          </w:tcPr>
-          <w:p>
-            <w:r>
-              <w:t>P8</w:t>
-            </w:r>
-          </w:p>
-        </w:tc>
-        <w:tc>
-          <w:tcPr>
-            <w:tcW w:type="dxa" w:w="1080"/>
-          </w:tcPr>
-          <w:p>
-            <w:r>
-              <w:t>1:20-2:00</w:t>
-            </w:r>
-          </w:p>
-        </w:tc>
-        <w:tc>
-          <w:tcPr>
-            <w:tcW w:type="dxa" w:w="1080"/>
-          </w:tcPr>
-          <w:p>
-            <w:r>
-              <w:t>10B</w:t>
-              <w:br/>
-              <w:t>ENGLISH</w:t>
-            </w:r>
-          </w:p>
-        </w:tc>
-        <w:tc>
-          <w:tcPr>
-            <w:tcW w:type="dxa" w:w="1080"/>
-          </w:tcPr>
-          <w:p>
-            <w:r>
-              <w:t>10E</w:t>
-              <w:br/>
-              <w:t>ENGLISH</w:t>
-            </w:r>
-          </w:p>
-        </w:tc>
-        <w:tc>
-          <w:tcPr>
-            <w:tcW w:type="dxa" w:w="1080"/>
-          </w:tcPr>
-          <w:p>
-            <w:r>
-              <w:t>9A</w:t>
-              <w:br/>
-              <w:t>ENGLISH</w:t>
-            </w:r>
-          </w:p>
-        </w:tc>
-        <w:tc>
-          <w:tcPr>
-            <w:tcW w:type="dxa" w:w="1080"/>
-          </w:tcPr>
-          <w:p>
-            <w:r/>
-          </w:p>
-        </w:tc>
-        <w:tc>
-          <w:tcPr>
-            <w:tcW w:type="dxa" w:w="1080"/>
-          </w:tcPr>
-          <w:p>
-            <w:r/>
-          </w:p>
-        </w:tc>
-        <w:tc>
-          <w:tcPr>
-            <w:tcW w:type="dxa" w:w="1080"/>
+            <w:tcW w:type="dxa" w:w="1530"/>
           </w:tcPr>
           <w:p>
             <w:r/>
@@ -851,7 +879,7 @@
       </w:tr>
     </w:tbl>
     <w:sectPr>
-      <w:pgSz w:w="12240" w:h="15840"/>
+      <w:pgSz w:w="15840" w:h="12240" w:orient="landscape"/>
       <w:pgMar w:top="1440" w:right="1800" w:bottom="1440" w:left="1800" w:header="720" w:footer="720" w:gutter="0"/>
       <w:cols w:space="720"/>
       <w:docGrid w:linePitch="360"/>

--- a/IRUM BATOOL_timetable.docx
+++ b/IRUM BATOOL_timetable.docx
@@ -591,7 +591,11 @@
             <w:tcW w:type="dxa" w:w="1530"/>
           </w:tcPr>
           <w:p>
-            <w:r/>
+            <w:r>
+              <w:t>9A</w:t>
+              <w:br/>
+              <w:t>ENGLISH</w:t>
+            </w:r>
           </w:p>
         </w:tc>
         <w:tc>
@@ -667,11 +671,7 @@
             <w:tcW w:type="dxa" w:w="1530"/>
           </w:tcPr>
           <w:p>
-            <w:r>
-              <w:t>9A</w:t>
-              <w:br/>
-              <w:t>ENGLISH</w:t>
-            </w:r>
+            <w:r/>
           </w:p>
         </w:tc>
         <w:tc>

--- a/IRUM BATOOL_timetable.docx
+++ b/IRUM BATOOL_timetable.docx
@@ -12,7 +12,7 @@
     </w:p>
     <w:p>
       <w:r>
-        <w:t>Total Weekly Periods: 24</w:t>
+        <w:t>Total Weekly Periods: 20</w:t>
       </w:r>
     </w:p>
     <w:tbl>
@@ -731,11 +731,7 @@
             <w:tcW w:type="dxa" w:w="1530"/>
           </w:tcPr>
           <w:p>
-            <w:r>
-              <w:t>8B</w:t>
-              <w:br/>
-              <w:t>S.ST</w:t>
-            </w:r>
+            <w:r/>
           </w:p>
         </w:tc>
         <w:tc>
@@ -755,11 +751,7 @@
             <w:tcW w:type="dxa" w:w="1530"/>
           </w:tcPr>
           <w:p>
-            <w:r>
-              <w:t>8B</w:t>
-              <w:br/>
-              <w:t>S.ST</w:t>
-            </w:r>
+            <w:r/>
           </w:p>
         </w:tc>
         <w:tc>
@@ -767,11 +759,7 @@
             <w:tcW w:type="dxa" w:w="1530"/>
           </w:tcPr>
           <w:p>
-            <w:r>
-              <w:t>8B</w:t>
-              <w:br/>
-              <w:t>S.ST</w:t>
-            </w:r>
+            <w:r/>
           </w:p>
         </w:tc>
         <w:tc>
@@ -829,11 +817,7 @@
             <w:tcW w:type="dxa" w:w="1530"/>
           </w:tcPr>
           <w:p>
-            <w:r>
-              <w:t>8B</w:t>
-              <w:br/>
-              <w:t>S.ST</w:t>
-            </w:r>
+            <w:r/>
           </w:p>
         </w:tc>
         <w:tc>

--- a/IRUM BATOOL_timetable.docx
+++ b/IRUM BATOOL_timetable.docx
@@ -12,7 +12,7 @@
     </w:p>
     <w:p>
       <w:r>
-        <w:t>Total Weekly Periods: 20</w:t>
+        <w:t>Total Weekly Periods: 23</w:t>
       </w:r>
     </w:p>
     <w:tbl>
@@ -236,7 +236,7 @@
           </w:tcPr>
           <w:p>
             <w:r>
-              <w:t>10F</w:t>
+              <w:t>9D</w:t>
               <w:br/>
               <w:t>ENGLISH</w:t>
             </w:r>
@@ -256,9 +256,9 @@
           </w:tcPr>
           <w:p>
             <w:r>
-              <w:t>10F</w:t>
+              <w:t>8A</w:t>
               <w:br/>
-              <w:t>ENGLISH</w:t>
+              <w:t>Geography</w:t>
             </w:r>
           </w:p>
         </w:tc>
@@ -268,9 +268,9 @@
           </w:tcPr>
           <w:p>
             <w:r>
-              <w:t>10F</w:t>
+              <w:t>8A</w:t>
               <w:br/>
-              <w:t>ENGLISH</w:t>
+              <w:t>Geography</w:t>
             </w:r>
           </w:p>
         </w:tc>
@@ -579,11 +579,7 @@
             <w:tcW w:type="dxa" w:w="1530"/>
           </w:tcPr>
           <w:p>
-            <w:r>
-              <w:t>10F</w:t>
-              <w:br/>
-              <w:t>ENGLISH</w:t>
-            </w:r>
+            <w:r/>
           </w:p>
         </w:tc>
         <w:tc>
@@ -663,23 +659,11 @@
             <w:tcW w:type="dxa" w:w="1530"/>
           </w:tcPr>
           <w:p>
-            <w:r/>
-          </w:p>
-        </w:tc>
-        <w:tc>
-          <w:tcPr>
-            <w:tcW w:type="dxa" w:w="1530"/>
-          </w:tcPr>
-          <w:p>
-            <w:r/>
-          </w:p>
-        </w:tc>
-        <w:tc>
-          <w:tcPr>
-            <w:tcW w:type="dxa" w:w="1530"/>
-          </w:tcPr>
-          <w:p>
-            <w:r/>
+            <w:r>
+              <w:t>9D</w:t>
+              <w:br/>
+              <w:t>ENGLISH</w:t>
+            </w:r>
           </w:p>
         </w:tc>
         <w:tc>
@@ -688,7 +672,31 @@
           </w:tcPr>
           <w:p>
             <w:r>
-              <w:t>10F</w:t>
+              <w:t>9D</w:t>
+              <w:br/>
+              <w:t>ENGLISH</w:t>
+            </w:r>
+          </w:p>
+        </w:tc>
+        <w:tc>
+          <w:tcPr>
+            <w:tcW w:type="dxa" w:w="1530"/>
+          </w:tcPr>
+          <w:p>
+            <w:r>
+              <w:t>10E</w:t>
+              <w:br/>
+              <w:t>ENGLISH</w:t>
+            </w:r>
+          </w:p>
+        </w:tc>
+        <w:tc>
+          <w:tcPr>
+            <w:tcW w:type="dxa" w:w="1530"/>
+          </w:tcPr>
+          <w:p>
+            <w:r>
+              <w:t>9D</w:t>
               <w:br/>
               <w:t>ENGLISH</w:t>
             </w:r>
@@ -731,7 +739,11 @@
             <w:tcW w:type="dxa" w:w="1530"/>
           </w:tcPr>
           <w:p>
-            <w:r/>
+            <w:r>
+              <w:t>8A</w:t>
+              <w:br/>
+              <w:t>Geography</w:t>
+            </w:r>
           </w:p>
         </w:tc>
         <w:tc>
@@ -838,7 +850,7 @@
           </w:tcPr>
           <w:p>
             <w:r>
-              <w:t>10E</w:t>
+              <w:t>9D</w:t>
               <w:br/>
               <w:t>ENGLISH</w:t>
             </w:r>

--- a/IRUM BATOOL_timetable.docx
+++ b/IRUM BATOOL_timetable.docx
@@ -323,7 +323,11 @@
             <w:tcW w:type="dxa" w:w="1530"/>
           </w:tcPr>
           <w:p>
-            <w:r/>
+            <w:r>
+              <w:t>10B</w:t>
+              <w:br/>
+              <w:t>ENGLISH</w:t>
+            </w:r>
           </w:p>
         </w:tc>
         <w:tc>
@@ -567,11 +571,7 @@
             <w:tcW w:type="dxa" w:w="1530"/>
           </w:tcPr>
           <w:p>
-            <w:r>
-              <w:t>10B</w:t>
-              <w:br/>
-              <w:t>ENGLISH</w:t>
-            </w:r>
+            <w:r/>
           </w:p>
         </w:tc>
         <w:tc>

--- a/IRUM BATOOL_timetable.docx
+++ b/IRUM BATOOL_timetable.docx
@@ -195,7 +195,11 @@
             <w:tcW w:type="dxa" w:w="1530"/>
           </w:tcPr>
           <w:p>
-            <w:r/>
+            <w:r>
+              <w:t>8E</w:t>
+              <w:br/>
+              <w:t>ENGLISH</w:t>
+            </w:r>
           </w:p>
         </w:tc>
         <w:tc>
@@ -236,7 +240,7 @@
           </w:tcPr>
           <w:p>
             <w:r>
-              <w:t>9D</w:t>
+              <w:t>10E</w:t>
               <w:br/>
               <w:t>ENGLISH</w:t>
             </w:r>
@@ -256,9 +260,9 @@
           </w:tcPr>
           <w:p>
             <w:r>
-              <w:t>8A</w:t>
+              <w:t>8E</w:t>
               <w:br/>
-              <w:t>Geography</w:t>
+              <w:t>ENGLISH</w:t>
             </w:r>
           </w:p>
         </w:tc>
@@ -268,9 +272,9 @@
           </w:tcPr>
           <w:p>
             <w:r>
-              <w:t>8A</w:t>
+              <w:t>9A</w:t>
               <w:br/>
-              <w:t>Geography</w:t>
+              <w:t>ENGLISH</w:t>
             </w:r>
           </w:p>
         </w:tc>
@@ -280,7 +284,7 @@
           </w:tcPr>
           <w:p>
             <w:r>
-              <w:t>10E</w:t>
+              <w:t>10B</w:t>
               <w:br/>
               <w:t>ENGLISH</w:t>
             </w:r>
@@ -323,11 +327,7 @@
             <w:tcW w:type="dxa" w:w="1530"/>
           </w:tcPr>
           <w:p>
-            <w:r>
-              <w:t>10B</w:t>
-              <w:br/>
-              <w:t>ENGLISH</w:t>
-            </w:r>
+            <w:r/>
           </w:p>
         </w:tc>
         <w:tc>
@@ -347,11 +347,7 @@
             <w:tcW w:type="dxa" w:w="1530"/>
           </w:tcPr>
           <w:p>
-            <w:r>
-              <w:t>10B</w:t>
-              <w:br/>
-              <w:t>ENGLISH</w:t>
-            </w:r>
+            <w:r/>
           </w:p>
         </w:tc>
         <w:tc>
@@ -367,11 +363,7 @@
             <w:tcW w:type="dxa" w:w="1530"/>
           </w:tcPr>
           <w:p>
-            <w:r>
-              <w:t>9A</w:t>
-              <w:br/>
-              <w:t>ENGLISH</w:t>
-            </w:r>
+            <w:r/>
           </w:p>
         </w:tc>
         <w:tc>
@@ -412,7 +404,31 @@
           </w:tcPr>
           <w:p>
             <w:r>
-              <w:t>10E</w:t>
+              <w:t>10B</w:t>
+              <w:br/>
+              <w:t>ENGLISH</w:t>
+            </w:r>
+          </w:p>
+        </w:tc>
+        <w:tc>
+          <w:tcPr>
+            <w:tcW w:type="dxa" w:w="1530"/>
+          </w:tcPr>
+          <w:p>
+            <w:r>
+              <w:t>8E</w:t>
+              <w:br/>
+              <w:t>ENGLISH</w:t>
+            </w:r>
+          </w:p>
+        </w:tc>
+        <w:tc>
+          <w:tcPr>
+            <w:tcW w:type="dxa" w:w="1530"/>
+          </w:tcPr>
+          <w:p>
+            <w:r>
+              <w:t>9A</w:t>
               <w:br/>
               <w:t>ENGLISH</w:t>
             </w:r>
@@ -435,28 +451,8 @@
             <w:tcW w:type="dxa" w:w="1530"/>
           </w:tcPr>
           <w:p>
-            <w:r/>
-          </w:p>
-        </w:tc>
-        <w:tc>
-          <w:tcPr>
-            <w:tcW w:type="dxa" w:w="1530"/>
-          </w:tcPr>
-          <w:p>
             <w:r>
-              <w:t>9A</w:t>
-              <w:br/>
-              <w:t>ENGLISH</w:t>
-            </w:r>
-          </w:p>
-        </w:tc>
-        <w:tc>
-          <w:tcPr>
-            <w:tcW w:type="dxa" w:w="1530"/>
-          </w:tcPr>
-          <w:p>
-            <w:r>
-              <w:t>10B</w:t>
+              <w:t>10E</w:t>
               <w:br/>
               <w:t>ENGLISH</w:t>
             </w:r>
@@ -579,6 +575,30 @@
             <w:tcW w:type="dxa" w:w="1530"/>
           </w:tcPr>
           <w:p>
+            <w:r>
+              <w:t>10B</w:t>
+              <w:br/>
+              <w:t>ENGLISH</w:t>
+            </w:r>
+          </w:p>
+        </w:tc>
+        <w:tc>
+          <w:tcPr>
+            <w:tcW w:type="dxa" w:w="1530"/>
+          </w:tcPr>
+          <w:p>
+            <w:r>
+              <w:t>8A</w:t>
+              <w:br/>
+              <w:t>Geography</w:t>
+            </w:r>
+          </w:p>
+        </w:tc>
+        <w:tc>
+          <w:tcPr>
+            <w:tcW w:type="dxa" w:w="1530"/>
+          </w:tcPr>
+          <w:p>
             <w:r/>
           </w:p>
         </w:tc>
@@ -592,26 +612,6 @@
               <w:br/>
               <w:t>ENGLISH</w:t>
             </w:r>
-          </w:p>
-        </w:tc>
-        <w:tc>
-          <w:tcPr>
-            <w:tcW w:type="dxa" w:w="1530"/>
-          </w:tcPr>
-          <w:p>
-            <w:r>
-              <w:t>10B</w:t>
-              <w:br/>
-              <w:t>ENGLISH</w:t>
-            </w:r>
-          </w:p>
-        </w:tc>
-        <w:tc>
-          <w:tcPr>
-            <w:tcW w:type="dxa" w:w="1530"/>
-          </w:tcPr>
-          <w:p>
-            <w:r/>
           </w:p>
         </w:tc>
         <w:tc>
@@ -651,16 +651,8 @@
             <w:tcW w:type="dxa" w:w="1530"/>
           </w:tcPr>
           <w:p>
-            <w:r/>
-          </w:p>
-        </w:tc>
-        <w:tc>
-          <w:tcPr>
-            <w:tcW w:type="dxa" w:w="1530"/>
-          </w:tcPr>
-          <w:p>
             <w:r>
-              <w:t>9D</w:t>
+              <w:t>9A</w:t>
               <w:br/>
               <w:t>ENGLISH</w:t>
             </w:r>
@@ -672,7 +664,7 @@
           </w:tcPr>
           <w:p>
             <w:r>
-              <w:t>9D</w:t>
+              <w:t>9A</w:t>
               <w:br/>
               <w:t>ENGLISH</w:t>
             </w:r>
@@ -696,9 +688,21 @@
           </w:tcPr>
           <w:p>
             <w:r>
-              <w:t>9D</w:t>
+              <w:t>10E</w:t>
               <w:br/>
               <w:t>ENGLISH</w:t>
+            </w:r>
+          </w:p>
+        </w:tc>
+        <w:tc>
+          <w:tcPr>
+            <w:tcW w:type="dxa" w:w="1530"/>
+          </w:tcPr>
+          <w:p>
+            <w:r>
+              <w:t>8A</w:t>
+              <w:br/>
+              <w:t>Geography</w:t>
             </w:r>
           </w:p>
         </w:tc>
@@ -740,19 +744,7 @@
           </w:tcPr>
           <w:p>
             <w:r>
-              <w:t>8A</w:t>
-              <w:br/>
-              <w:t>Geography</w:t>
-            </w:r>
-          </w:p>
-        </w:tc>
-        <w:tc>
-          <w:tcPr>
-            <w:tcW w:type="dxa" w:w="1530"/>
-          </w:tcPr>
-          <w:p>
-            <w:r>
-              <w:t>9A</w:t>
+              <w:t>8E</w:t>
               <w:br/>
               <w:t>ENGLISH</w:t>
             </w:r>
@@ -772,6 +764,18 @@
           </w:tcPr>
           <w:p>
             <w:r/>
+          </w:p>
+        </w:tc>
+        <w:tc>
+          <w:tcPr>
+            <w:tcW w:type="dxa" w:w="1530"/>
+          </w:tcPr>
+          <w:p>
+            <w:r>
+              <w:t>8E</w:t>
+              <w:br/>
+              <w:t>ENGLISH</w:t>
+            </w:r>
           </w:p>
         </w:tc>
         <w:tc>
@@ -817,11 +821,7 @@
             <w:tcW w:type="dxa" w:w="1530"/>
           </w:tcPr>
           <w:p>
-            <w:r>
-              <w:t>9A</w:t>
-              <w:br/>
-              <w:t>ENGLISH</w:t>
-            </w:r>
+            <w:r/>
           </w:p>
         </w:tc>
         <w:tc>
@@ -838,7 +838,7 @@
           </w:tcPr>
           <w:p>
             <w:r>
-              <w:t>10E</w:t>
+              <w:t>10B</w:t>
               <w:br/>
               <w:t>ENGLISH</w:t>
             </w:r>
@@ -850,9 +850,9 @@
           </w:tcPr>
           <w:p>
             <w:r>
-              <w:t>9D</w:t>
+              <w:t>8A</w:t>
               <w:br/>
-              <w:t>ENGLISH</w:t>
+              <w:t>Geography</w:t>
             </w:r>
           </w:p>
         </w:tc>
